--- a/input/ISO_21214.docx
+++ b/input/ISO_21214.docx
@@ -1,10 +1,10 @@
 
 <file path=word/document.xml><?xml version="1.0" encoding="utf-8"?>
-<w:document xmlns:wpc="http://schemas.microsoft.com/office/word/2010/wordprocessingCanvas" xmlns:cx="http://schemas.microsoft.com/office/drawing/2014/chartex" xmlns:cx1="http://schemas.microsoft.com/office/drawing/2015/9/8/chartex" xmlns:mc="http://schemas.openxmlformats.org/markup-compatibility/2006" xmlns:o="urn:schemas-microsoft-com:office:office" xmlns:r="http://schemas.openxmlformats.org/officeDocument/2006/relationships" xmlns:m="http://schemas.openxmlformats.org/officeDocument/2006/math" xmlns:v="urn:schemas-microsoft-com:vml" xmlns:wp14="http://schemas.microsoft.com/office/word/2010/wordprocessingDrawing" xmlns:wp="http://schemas.openxmlformats.org/drawingml/2006/wordprocessingDrawing" xmlns:w10="urn:schemas-microsoft-com:office:word" xmlns:w="http://schemas.openxmlformats.org/wordprocessingml/2006/main" xmlns:w14="http://schemas.microsoft.com/office/word/2010/wordml" xmlns:w15="http://schemas.microsoft.com/office/word/2012/wordml" xmlns:w16se="http://schemas.microsoft.com/office/word/2015/wordml/symex" xmlns:wpg="http://schemas.microsoft.com/office/word/2010/wordprocessingGroup" xmlns:wpi="http://schemas.microsoft.com/office/word/2010/wordprocessingInk" xmlns:wne="http://schemas.microsoft.com/office/word/2006/wordml" xmlns:wps="http://schemas.microsoft.com/office/word/2010/wordprocessingShape" mc:Ignorable="w14 w15 w16se wp14">
+<w:document xmlns:wpc="http://schemas.microsoft.com/office/word/2010/wordprocessingCanvas" xmlns:cx="http://schemas.microsoft.com/office/drawing/2014/chartex" xmlns:cx1="http://schemas.microsoft.com/office/drawing/2015/9/8/chartex" xmlns:cx2="http://schemas.microsoft.com/office/drawing/2015/10/21/chartex" xmlns:cx3="http://schemas.microsoft.com/office/drawing/2016/5/9/chartex" xmlns:cx4="http://schemas.microsoft.com/office/drawing/2016/5/10/chartex" xmlns:cx5="http://schemas.microsoft.com/office/drawing/2016/5/11/chartex" xmlns:cx6="http://schemas.microsoft.com/office/drawing/2016/5/12/chartex" xmlns:cx7="http://schemas.microsoft.com/office/drawing/2016/5/13/chartex" xmlns:cx8="http://schemas.microsoft.com/office/drawing/2016/5/14/chartex" xmlns:mc="http://schemas.openxmlformats.org/markup-compatibility/2006" xmlns:aink="http://schemas.microsoft.com/office/drawing/2016/ink" xmlns:am3d="http://schemas.microsoft.com/office/drawing/2017/model3d" xmlns:o="urn:schemas-microsoft-com:office:office" xmlns:oel="http://schemas.microsoft.com/office/2019/extlst" xmlns:r="http://schemas.openxmlformats.org/officeDocument/2006/relationships" xmlns:m="http://schemas.openxmlformats.org/officeDocument/2006/math" xmlns:v="urn:schemas-microsoft-com:vml" xmlns:wp14="http://schemas.microsoft.com/office/word/2010/wordprocessingDrawing" xmlns:wp="http://schemas.openxmlformats.org/drawingml/2006/wordprocessingDrawing" xmlns:w10="urn:schemas-microsoft-com:office:word" xmlns:w="http://schemas.openxmlformats.org/wordprocessingml/2006/main" xmlns:w14="http://schemas.microsoft.com/office/word/2010/wordml" xmlns:w15="http://schemas.microsoft.com/office/word/2012/wordml" xmlns:w16cex="http://schemas.microsoft.com/office/word/2018/wordml/cex" xmlns:w16cid="http://schemas.microsoft.com/office/word/2016/wordml/cid" xmlns:w16="http://schemas.microsoft.com/office/word/2018/wordml" xmlns:w16du="http://schemas.microsoft.com/office/word/2023/wordml/word16du" xmlns:w16sdtdh="http://schemas.microsoft.com/office/word/2020/wordml/sdtdatahash" xmlns:w16sdtfl="http://schemas.microsoft.com/office/word/2024/wordml/sdtformatlock" xmlns:w16se="http://schemas.microsoft.com/office/word/2015/wordml/symex" xmlns:wpg="http://schemas.microsoft.com/office/word/2010/wordprocessingGroup" xmlns:wpi="http://schemas.microsoft.com/office/word/2010/wordprocessingInk" xmlns:wne="http://schemas.microsoft.com/office/word/2006/wordml" xmlns:wps="http://schemas.microsoft.com/office/word/2010/wordprocessingShape" mc:Ignorable="w14 w15 w16se w16cid w16 w16cex w16sdtdh w16sdtfl w16du wp14">
   <w:body>
     <w:p>
       <w:pPr>
-        <w:pStyle w:val="Nzev"/>
+        <w:pStyle w:val="Title"/>
         <w:keepNext w:val="0"/>
         <w:keepLines w:val="0"/>
         <w:spacing w:before="0" w:after="60" w:line="276" w:lineRule="auto"/>
@@ -136,15 +136,7 @@
               <w:rPr>
                 <w:lang w:val="en-GB"/>
               </w:rPr>
-              <w:t>I</w:t>
-            </w:r>
-            <w:bookmarkStart w:id="2" w:name="_GoBack"/>
-            <w:bookmarkEnd w:id="2"/>
-            <w:r>
-              <w:rPr>
-                <w:lang w:val="en-GB"/>
-              </w:rPr>
-              <w:t>SO 21214</w:t>
+              <w:t>ISO 21214</w:t>
             </w:r>
             <w:r>
               <w:rPr>
@@ -198,12 +190,12 @@
     </w:p>
     <w:p>
       <w:pPr>
-        <w:pStyle w:val="Nadpis1"/>
-      </w:pPr>
-    </w:p>
-    <w:p>
-      <w:pPr>
-        <w:pStyle w:val="Nadpis1"/>
+        <w:pStyle w:val="Heading1"/>
+      </w:pPr>
+    </w:p>
+    <w:p>
+      <w:pPr>
+        <w:pStyle w:val="Heading1"/>
       </w:pPr>
       <w:r>
         <w:t>Introduction</w:t>
@@ -224,12 +216,12 @@
           <w:lang w:val="en-GB" w:eastAsia="cs-CZ"/>
         </w:rPr>
       </w:pPr>
-      <w:bookmarkStart w:id="3" w:name="_heading=h.30j0zll" w:colFirst="0" w:colLast="0"/>
-      <w:bookmarkStart w:id="4" w:name="_heading=h.uhf97r8598qg" w:colFirst="0" w:colLast="0"/>
-      <w:bookmarkStart w:id="5" w:name="_heading=h.vl1eyo35ydz8" w:colFirst="0" w:colLast="0"/>
+      <w:bookmarkStart w:id="2" w:name="_heading=h.30j0zll" w:colFirst="0" w:colLast="0"/>
+      <w:bookmarkStart w:id="3" w:name="_heading=h.uhf97r8598qg" w:colFirst="0" w:colLast="0"/>
+      <w:bookmarkStart w:id="4" w:name="_heading=h.vl1eyo35ydz8" w:colFirst="0" w:colLast="0"/>
+      <w:bookmarkEnd w:id="2"/>
       <w:bookmarkEnd w:id="3"/>
       <w:bookmarkEnd w:id="4"/>
-      <w:bookmarkEnd w:id="5"/>
       <w:r>
         <w:rPr>
           <w:rFonts w:eastAsia="Times New Roman" w:cs="Times New Roman"/>
@@ -249,23 +241,7 @@
           <w:rFonts w:eastAsia="Times New Roman" w:cs="Times New Roman"/>
           <w:lang w:val="en-GB" w:eastAsia="cs-CZ"/>
         </w:rPr>
-        <w:t xml:space="preserve"> (hereinafter referred to as the described document) introduces a set of functional requirements for the communication interface of </w:t>
-      </w:r>
-      <w:proofErr w:type="gramStart"/>
-      <w:r>
-        <w:rPr>
-          <w:rFonts w:eastAsia="Times New Roman" w:cs="Times New Roman"/>
-          <w:lang w:val="en-GB" w:eastAsia="cs-CZ"/>
-        </w:rPr>
-        <w:t>an</w:t>
-      </w:r>
-      <w:proofErr w:type="gramEnd"/>
-      <w:r>
-        <w:rPr>
-          <w:rFonts w:eastAsia="Times New Roman" w:cs="Times New Roman"/>
-          <w:lang w:val="en-GB" w:eastAsia="cs-CZ"/>
-        </w:rPr>
-        <w:t xml:space="preserve"> ITS station.</w:t>
+        <w:t xml:space="preserve"> (hereinafter referred to as the described document) introduces a set of functional requirements for the communication interface of an ITS station.</w:t>
       </w:r>
       <w:r>
         <w:rPr>
@@ -295,23 +271,7 @@
           <w:rFonts w:eastAsia="Times New Roman" w:cs="Times New Roman"/>
           <w:lang w:val="en-GB" w:eastAsia="cs-CZ"/>
         </w:rPr>
-        <w:t xml:space="preserve">The concept of ITS communications (formerly CALM) is a set of requirements aimed at unifying communication systems within ITS. It introduces the concept of </w:t>
-      </w:r>
-      <w:proofErr w:type="gramStart"/>
-      <w:r>
-        <w:rPr>
-          <w:rFonts w:eastAsia="Times New Roman" w:cs="Times New Roman"/>
-          <w:lang w:val="en-GB" w:eastAsia="cs-CZ"/>
-        </w:rPr>
-        <w:t>an</w:t>
-      </w:r>
-      <w:proofErr w:type="gramEnd"/>
-      <w:r>
-        <w:rPr>
-          <w:rFonts w:eastAsia="Times New Roman" w:cs="Times New Roman"/>
-          <w:lang w:val="en-GB" w:eastAsia="cs-CZ"/>
-        </w:rPr>
-        <w:t xml:space="preserve"> ITS station, which represents the basic building block of this communication architecture. For more information, see the Extract from ISO 21217.</w:t>
+        <w:t>The concept of ITS communications (formerly CALM) is a set of requirements aimed at unifying communication systems within ITS. It introduces the concept of an ITS station, which represents the basic building block of this communication architecture. For more information, see the Extract from ISO 21217.</w:t>
       </w:r>
     </w:p>
     <w:p>
@@ -646,7 +606,7 @@
     </w:p>
     <w:p>
       <w:pPr>
-        <w:pStyle w:val="Nadpis1"/>
+        <w:pStyle w:val="Heading1"/>
       </w:pPr>
       <w:r>
         <w:t>Usage</w:t>
@@ -723,7 +683,7 @@
     </w:p>
     <w:p>
       <w:pPr>
-        <w:pStyle w:val="Nadpis1"/>
+        <w:pStyle w:val="Heading1"/>
       </w:pPr>
       <w:r>
         <w:t>Scope</w:t>
@@ -754,7 +714,7 @@
     </w:p>
     <w:p>
       <w:pPr>
-        <w:pStyle w:val="Nadpis1"/>
+        <w:pStyle w:val="Heading1"/>
       </w:pPr>
       <w:r>
         <w:t>Related Documents (Selection)</w:t>
@@ -872,7 +832,7 @@
     </w:p>
     <w:p>
       <w:pPr>
-        <w:pStyle w:val="Nadpis1"/>
+        <w:pStyle w:val="Heading1"/>
       </w:pPr>
       <w:r>
         <w:t>2</w:t>
@@ -911,7 +871,7 @@
     </w:p>
     <w:p>
       <w:pPr>
-        <w:pStyle w:val="Nadpis1"/>
+        <w:pStyle w:val="Heading1"/>
       </w:pPr>
       <w:r>
         <w:lastRenderedPageBreak/>
@@ -967,29 +927,123 @@
           <w:lang w:val="en-GB"/>
         </w:rPr>
       </w:pPr>
+      <w:r>
+        <w:rPr>
+          <w:b/>
+          <w:lang w:val="en-GB"/>
+        </w:rPr>
+        <w:t>communication z</w:t>
+      </w:r>
+      <w:r>
+        <w:rPr>
+          <w:b/>
+          <w:lang w:val="en-GB"/>
+        </w:rPr>
+        <w:t>one</w:t>
+      </w:r>
+      <w:r>
+        <w:rPr>
+          <w:lang w:val="en-GB"/>
+        </w:rPr>
+        <w:t xml:space="preserve"> – </w:t>
+      </w:r>
+      <w:r>
+        <w:rPr>
+          <w:lang w:val="en-GB"/>
+        </w:rPr>
+        <w:t xml:space="preserve">spatial zone in which two CALM-IR units </w:t>
+      </w:r>
       <w:proofErr w:type="gramStart"/>
       <w:r>
         <w:rPr>
+          <w:lang w:val="en-GB"/>
+        </w:rPr>
+        <w:t>are able to</w:t>
+      </w:r>
+      <w:proofErr w:type="gramEnd"/>
+      <w:r>
+        <w:rPr>
+          <w:lang w:val="en-GB"/>
+        </w:rPr>
+        <w:t xml:space="preserve"> communicate with acceptable performance</w:t>
+      </w:r>
+    </w:p>
+    <w:p>
+      <w:pPr>
+        <w:rPr>
+          <w:lang w:val="en-GB"/>
+        </w:rPr>
+      </w:pPr>
+      <w:r>
+        <w:rPr>
           <w:b/>
           <w:lang w:val="en-GB"/>
         </w:rPr>
-        <w:t>communication</w:t>
-      </w:r>
-      <w:proofErr w:type="gramEnd"/>
+        <w:t>registration p</w:t>
+      </w:r>
       <w:r>
         <w:rPr>
           <w:b/>
           <w:lang w:val="en-GB"/>
         </w:rPr>
-        <w:t xml:space="preserve"> z</w:t>
-      </w:r>
+        <w:t>hase</w:t>
+      </w:r>
+      <w:r>
+        <w:rPr>
+          <w:lang w:val="en-GB"/>
+        </w:rPr>
+        <w:t xml:space="preserve"> – </w:t>
+      </w:r>
+      <w:r>
+        <w:rPr>
+          <w:lang w:val="en-GB"/>
+        </w:rPr>
+        <w:t>phase where a master identifies devices newly entering his communication zone</w:t>
+      </w:r>
+    </w:p>
+    <w:p>
+      <w:pPr>
+        <w:rPr>
+          <w:lang w:val="en-GB"/>
+        </w:rPr>
+      </w:pPr>
       <w:r>
         <w:rPr>
           <w:b/>
           <w:lang w:val="en-GB"/>
         </w:rPr>
-        <w:t>one</w:t>
-      </w:r>
+        <w:t>w</w:t>
+      </w:r>
+      <w:r>
+        <w:rPr>
+          <w:b/>
+          <w:lang w:val="en-GB"/>
+        </w:rPr>
+        <w:t xml:space="preserve">ake-up </w:t>
+      </w:r>
+      <w:r>
+        <w:rPr>
+          <w:b/>
+          <w:lang w:val="en-GB"/>
+        </w:rPr>
+        <w:t>w</w:t>
+      </w:r>
+      <w:r>
+        <w:rPr>
+          <w:b/>
+          <w:lang w:val="en-GB"/>
+        </w:rPr>
+        <w:t xml:space="preserve">indow; </w:t>
+      </w:r>
+      <w:proofErr w:type="spellStart"/>
+      <w:r>
+        <w:rPr>
+          <w:b/>
+          <w:lang w:val="en-GB"/>
+        </w:rPr>
+        <w:t>WuW</w:t>
+      </w:r>
+      <w:proofErr w:type="spellEnd"/>
       <w:r>
         <w:rPr>
           <w:lang w:val="en-GB"/>
@@ -1000,119 +1054,12 @@
         <w:rPr>
           <w:lang w:val="en-GB"/>
         </w:rPr>
-        <w:t>spatial zone in which two CALM-IR units are able to communicate with acceptable performance</w:t>
-      </w:r>
-    </w:p>
-    <w:p>
-      <w:pPr>
-        <w:rPr>
-          <w:lang w:val="en-GB"/>
-        </w:rPr>
-      </w:pPr>
-      <w:proofErr w:type="gramStart"/>
-      <w:r>
-        <w:rPr>
-          <w:b/>
-          <w:lang w:val="en-GB"/>
-        </w:rPr>
-        <w:t>registration</w:t>
-      </w:r>
-      <w:proofErr w:type="gramEnd"/>
-      <w:r>
-        <w:rPr>
-          <w:b/>
-          <w:lang w:val="en-GB"/>
-        </w:rPr>
-        <w:t xml:space="preserve"> p</w:t>
-      </w:r>
-      <w:r>
-        <w:rPr>
-          <w:b/>
-          <w:lang w:val="en-GB"/>
-        </w:rPr>
-        <w:t>hase</w:t>
-      </w:r>
-      <w:r>
-        <w:rPr>
-          <w:lang w:val="en-GB"/>
-        </w:rPr>
-        <w:t xml:space="preserve"> – </w:t>
-      </w:r>
-      <w:r>
-        <w:rPr>
-          <w:lang w:val="en-GB"/>
-        </w:rPr>
-        <w:t>phase where a master identifies devices newly entering his communication zone</w:t>
-      </w:r>
-    </w:p>
-    <w:p>
-      <w:pPr>
-        <w:rPr>
-          <w:lang w:val="en-GB"/>
-        </w:rPr>
-      </w:pPr>
-      <w:proofErr w:type="gramStart"/>
-      <w:r>
-        <w:rPr>
-          <w:b/>
-          <w:lang w:val="en-GB"/>
-        </w:rPr>
-        <w:t>w</w:t>
-      </w:r>
-      <w:r>
-        <w:rPr>
-          <w:b/>
-          <w:lang w:val="en-GB"/>
-        </w:rPr>
-        <w:t>ake-</w:t>
-      </w:r>
-      <w:proofErr w:type="gramEnd"/>
-      <w:r>
-        <w:rPr>
-          <w:b/>
-          <w:lang w:val="en-GB"/>
-        </w:rPr>
-        <w:t xml:space="preserve">up </w:t>
-      </w:r>
-      <w:r>
-        <w:rPr>
-          <w:b/>
-          <w:lang w:val="en-GB"/>
-        </w:rPr>
-        <w:t>w</w:t>
-      </w:r>
-      <w:r>
-        <w:rPr>
-          <w:b/>
-          <w:lang w:val="en-GB"/>
-        </w:rPr>
-        <w:t xml:space="preserve">indow; </w:t>
-      </w:r>
-      <w:proofErr w:type="spellStart"/>
-      <w:r>
-        <w:rPr>
-          <w:b/>
-          <w:lang w:val="en-GB"/>
-        </w:rPr>
-        <w:t>WuW</w:t>
-      </w:r>
-      <w:proofErr w:type="spellEnd"/>
-      <w:r>
-        <w:rPr>
-          <w:lang w:val="en-GB"/>
-        </w:rPr>
-        <w:t xml:space="preserve"> – </w:t>
-      </w:r>
-      <w:r>
-        <w:rPr>
-          <w:lang w:val="en-GB"/>
-        </w:rPr>
         <w:t>special case of a broadcast window and is used to “wake-up” sleeping units entering the communication zone of an active master</w:t>
       </w:r>
     </w:p>
     <w:p>
       <w:pPr>
-        <w:pStyle w:val="Nadpis1"/>
+        <w:pStyle w:val="Heading1"/>
       </w:pPr>
       <w:r>
         <w:t>5</w:t>
@@ -1161,13 +1108,11 @@
         </w:rPr>
         <w:t>CIR</w:t>
       </w:r>
-      <w:r>
-        <w:rPr>
-          <w:b/>
-          <w:lang w:val="en-GB"/>
-        </w:rPr>
-        <w:tab/>
-      </w:r>
+      <w:bookmarkStart w:id="5" w:name="OLE_LINK3"/>
+      <w:r>
+        <w:t xml:space="preserve"> – </w:t>
+      </w:r>
+      <w:bookmarkEnd w:id="5"/>
       <w:r>
         <w:rPr>
           <w:lang w:val="en-GB"/>
@@ -1240,53 +1185,13 @@
         <w:t>HHH</w:t>
       </w:r>
       <w:r>
-        <w:rPr>
-          <w:b/>
-          <w:lang w:val="en-GB"/>
-        </w:rPr>
-        <w:tab/>
-      </w:r>
-      <w:proofErr w:type="spellStart"/>
-      <w:r>
-        <w:rPr>
-          <w:lang w:val="en-GB"/>
-        </w:rPr>
-        <w:t>Hirt</w:t>
-      </w:r>
-      <w:proofErr w:type="spellEnd"/>
-      <w:r>
-        <w:rPr>
-          <w:lang w:val="en-GB"/>
-        </w:rPr>
-        <w:t xml:space="preserve">, </w:t>
-      </w:r>
-      <w:proofErr w:type="spellStart"/>
-      <w:r>
-        <w:rPr>
-          <w:lang w:val="en-GB"/>
-        </w:rPr>
-        <w:t>Hassner</w:t>
-      </w:r>
-      <w:proofErr w:type="spellEnd"/>
-      <w:r>
-        <w:rPr>
-          <w:lang w:val="en-GB"/>
-        </w:rPr>
-        <w:t xml:space="preserve">, </w:t>
-      </w:r>
-      <w:proofErr w:type="spellStart"/>
-      <w:r>
-        <w:rPr>
-          <w:lang w:val="en-GB"/>
-        </w:rPr>
-        <w:t>Heise</w:t>
-      </w:r>
-      <w:proofErr w:type="spellEnd"/>
-      <w:r>
-        <w:rPr>
-          <w:lang w:val="en-GB"/>
-        </w:rPr>
-        <w:t xml:space="preserve"> (inventors of the </w:t>
+        <w:t xml:space="preserve"> – </w:t>
+      </w:r>
+      <w:r>
+        <w:rPr>
+          <w:lang w:val="en-GB"/>
+        </w:rPr>
+        <w:t xml:space="preserve">Hirt, Hassner, Heise (inventors of the </w:t>
       </w:r>
       <w:proofErr w:type="gramStart"/>
       <w:r>
@@ -1341,14 +1246,10 @@
           <w:b/>
           <w:lang w:val="en-GB"/>
         </w:rPr>
-        <w:t xml:space="preserve">IR </w:t>
-      </w:r>
-      <w:r>
-        <w:rPr>
-          <w:b/>
-          <w:lang w:val="en-GB"/>
-        </w:rPr>
-        <w:tab/>
+        <w:t>IR</w:t>
+      </w:r>
+      <w:r>
+        <w:t xml:space="preserve"> – </w:t>
       </w:r>
       <w:r>
         <w:rPr>
@@ -1397,11 +1298,7 @@
       </w:r>
       <w:proofErr w:type="spellEnd"/>
       <w:r>
-        <w:rPr>
-          <w:b/>
-          <w:lang w:val="en-GB"/>
-        </w:rPr>
-        <w:tab/>
+        <w:t xml:space="preserve"> – </w:t>
       </w:r>
       <w:r>
         <w:rPr>
@@ -1427,11 +1324,7 @@
         <w:t>TDMA</w:t>
       </w:r>
       <w:r>
-        <w:rPr>
-          <w:b/>
-          <w:lang w:val="en-GB"/>
-        </w:rPr>
-        <w:tab/>
+        <w:t xml:space="preserve"> – </w:t>
       </w:r>
       <w:r>
         <w:rPr>
@@ -1460,11 +1353,7 @@
       </w:r>
       <w:proofErr w:type="spellEnd"/>
       <w:r>
-        <w:rPr>
-          <w:i/>
-          <w:lang w:val="en-GB"/>
-        </w:rPr>
-        <w:tab/>
+        <w:t xml:space="preserve"> – </w:t>
       </w:r>
       <w:r>
         <w:rPr>
@@ -1511,11 +1400,7 @@
       </w:r>
       <w:proofErr w:type="spellEnd"/>
       <w:r>
-        <w:rPr>
-          <w:i/>
-          <w:lang w:val="en-GB"/>
-        </w:rPr>
-        <w:tab/>
+        <w:t xml:space="preserve"> – </w:t>
       </w:r>
       <w:r>
         <w:rPr>
@@ -1813,7 +1698,25 @@
           <w:iCs/>
           <w:color w:val="000000"/>
         </w:rPr>
-        <w:t xml:space="preserve"> StandardLand </w:t>
+        <w:t xml:space="preserve"> </w:t>
+      </w:r>
+      <w:proofErr w:type="spellStart"/>
+      <w:r>
+        <w:rPr>
+          <w:i/>
+          <w:iCs/>
+          <w:color w:val="000000"/>
+        </w:rPr>
+        <w:t>StandardLand</w:t>
+      </w:r>
+      <w:proofErr w:type="spellEnd"/>
+      <w:r>
+        <w:rPr>
+          <w:i/>
+          <w:iCs/>
+          <w:color w:val="000000"/>
+        </w:rPr>
+        <w:t xml:space="preserve"> </w:t>
       </w:r>
       <w:proofErr w:type="spellStart"/>
       <w:r>
@@ -1927,7 +1830,7 @@
     </w:p>
     <w:p>
       <w:pPr>
-        <w:pStyle w:val="Nadpis1"/>
+        <w:pStyle w:val="Heading1"/>
       </w:pPr>
       <w:r>
         <w:t>6</w:t>
@@ -2023,21 +1926,7 @@
         <w:rPr>
           <w:lang w:val="en-GB"/>
         </w:rPr>
-        <w:t xml:space="preserve">, both on a single page, define the technical requirements for the transmitter (wavelength, bandwidth, </w:t>
-      </w:r>
-      <w:proofErr w:type="gramStart"/>
-      <w:r>
-        <w:rPr>
-          <w:lang w:val="en-GB"/>
-        </w:rPr>
-        <w:t>radiated</w:t>
-      </w:r>
-      <w:proofErr w:type="gramEnd"/>
-      <w:r>
-        <w:rPr>
-          <w:lang w:val="en-GB"/>
-        </w:rPr>
-        <w:t xml:space="preserve"> power). </w:t>
+        <w:t xml:space="preserve">, both on a single page, define the technical requirements for the transmitter (wavelength, bandwidth, radiated power). </w:t>
       </w:r>
       <w:r>
         <w:rPr>
@@ -2941,7 +2830,7 @@
     </w:p>
     <w:p>
       <w:pPr>
-        <w:pStyle w:val="Nadpis1"/>
+        <w:pStyle w:val="Heading1"/>
       </w:pPr>
       <w:r>
         <w:lastRenderedPageBreak/>
@@ -3147,7 +3036,7 @@
     </w:p>
     <w:p>
       <w:pPr>
-        <w:pStyle w:val="Nadpis1"/>
+        <w:pStyle w:val="Heading1"/>
       </w:pPr>
       <w:r>
         <w:t>8</w:t>
@@ -3354,7 +3243,7 @@
     </w:p>
     <w:p>
       <w:pPr>
-        <w:pStyle w:val="Nadpis1"/>
+        <w:pStyle w:val="Heading1"/>
       </w:pPr>
       <w:r>
         <w:t>9</w:t>
@@ -3425,7 +3314,7 @@
     </w:p>
     <w:p>
       <w:pPr>
-        <w:pStyle w:val="Nadpis1"/>
+        <w:pStyle w:val="Heading1"/>
       </w:pPr>
       <w:r>
         <w:lastRenderedPageBreak/>
@@ -3471,14 +3360,7 @@
         <w:rPr>
           <w:lang w:val="en-GB"/>
         </w:rPr>
-        <w:t xml:space="preserve">, spanning 35 pages, describes the commands at the data link layer of the OSI model, which are used to signal interface activity between MAC communication participants. The respective </w:t>
-      </w:r>
-      <w:proofErr w:type="spellStart"/>
-      <w:r>
-        <w:rPr>
-          <w:lang w:val="en-GB"/>
-        </w:rPr>
-        <w:t>sub</w:t>
+        <w:t>, spanning 35 pages, describes the commands at the data link layer of the OSI model, which are used to signal interface activity between MAC communication participants. The respective sub</w:t>
       </w:r>
       <w:r>
         <w:rPr>
@@ -3490,14 +3372,7 @@
         <w:rPr>
           <w:lang w:val="en-GB"/>
         </w:rPr>
-        <w:t>s</w:t>
-      </w:r>
-      <w:proofErr w:type="spellEnd"/>
-      <w:r>
-        <w:rPr>
-          <w:lang w:val="en-GB"/>
-        </w:rPr>
-        <w:t xml:space="preserve"> describe this signalling</w:t>
+        <w:t>s describe this signalling</w:t>
       </w:r>
       <w:r>
         <w:rPr>
@@ -3538,7 +3413,7 @@
     </w:p>
     <w:p>
       <w:pPr>
-        <w:pStyle w:val="Nadpis1"/>
+        <w:pStyle w:val="Heading1"/>
       </w:pPr>
       <w:r>
         <w:t>11</w:t>
@@ -3609,7 +3484,7 @@
     </w:p>
     <w:p>
       <w:pPr>
-        <w:pStyle w:val="Nadpis1"/>
+        <w:pStyle w:val="Heading1"/>
       </w:pPr>
       <w:r>
         <w:t>1</w:t>
@@ -3710,7 +3585,7 @@
     </w:p>
     <w:p>
       <w:pPr>
-        <w:pStyle w:val="Nadpis1"/>
+        <w:pStyle w:val="Heading1"/>
       </w:pPr>
       <w:r>
         <w:t>1</w:t>
@@ -3787,7 +3662,7 @@
     </w:p>
     <w:p>
       <w:pPr>
-        <w:pStyle w:val="Nadpis1"/>
+        <w:pStyle w:val="Heading1"/>
       </w:pPr>
       <w:r>
         <w:t>1</w:t>
@@ -3992,7 +3867,7 @@
     </w:p>
     <w:p>
       <w:pPr>
-        <w:pStyle w:val="Nadpis1"/>
+        <w:pStyle w:val="Heading1"/>
       </w:pPr>
       <w:bookmarkStart w:id="9" w:name="_heading=h.lnxbz9" w:colFirst="0" w:colLast="0"/>
       <w:bookmarkEnd w:id="9"/>
@@ -4062,7 +3937,7 @@
     </w:p>
     <w:p>
       <w:pPr>
-        <w:pStyle w:val="Nadpis1"/>
+        <w:pStyle w:val="Heading1"/>
       </w:pPr>
       <w:r>
         <w:lastRenderedPageBreak/>
@@ -4113,7 +3988,7 @@
     </w:p>
     <w:p>
       <w:pPr>
-        <w:pStyle w:val="Nadpis1"/>
+        <w:pStyle w:val="Heading1"/>
       </w:pPr>
       <w:r>
         <w:t>1</w:t>
@@ -4163,7 +4038,7 @@
     </w:p>
     <w:p>
       <w:pPr>
-        <w:pStyle w:val="Nadpis1"/>
+        <w:pStyle w:val="Heading1"/>
       </w:pPr>
       <w:r>
         <w:t>Annex A (Normative) - Coding and Error Correction of Profiles 0 and 1 and of Commands</w:t>
@@ -4193,7 +4068,7 @@
     </w:p>
     <w:p>
       <w:pPr>
-        <w:pStyle w:val="Nadpis1"/>
+        <w:pStyle w:val="Heading1"/>
       </w:pPr>
       <w:r>
         <w:t>Annex B (Normative) - Coding and Modulation of Profile 2 to Profile 6</w:t>
@@ -4222,7 +4097,7 @@
     </w:p>
     <w:p>
       <w:pPr>
-        <w:pStyle w:val="Nadpis1"/>
+        <w:pStyle w:val="Heading1"/>
       </w:pPr>
       <w:r>
         <w:t>Annex C (Informative) - Link Power Budget</w:t>
@@ -4263,7 +4138,7 @@
     </w:p>
     <w:p>
       <w:pPr>
-        <w:pStyle w:val="Nadpis1"/>
+        <w:pStyle w:val="Heading1"/>
       </w:pPr>
       <w:r>
         <w:t>Annex D (Informative) - Link Directivity Considerations</w:t>
@@ -4310,7 +4185,7 @@
     </w:p>
     <w:p>
       <w:pPr>
-        <w:pStyle w:val="Nadpis1"/>
+        <w:pStyle w:val="Heading1"/>
       </w:pPr>
       <w:r>
         <w:t>Annex E (Informative) - Compatibility of CALM and Non-CALM Infrared Systems</w:t>
@@ -4339,7 +4214,7 @@
     </w:p>
     <w:p>
       <w:pPr>
-        <w:pStyle w:val="Nadpis1"/>
+        <w:pStyle w:val="Heading1"/>
       </w:pPr>
       <w:r>
         <w:t>Annex F (Normative) - Specification of MR-IR Communication Protocol for Compatibility with ISO 21214</w:t>
@@ -4380,7 +4255,7 @@
     </w:p>
     <w:p>
       <w:pPr>
-        <w:pStyle w:val="Nadpis1"/>
+        <w:pStyle w:val="Heading1"/>
       </w:pPr>
       <w:r>
         <w:t>Annex G (Informative) - Summary of changes between this version of ISO 21214 and the previously published version</w:t>
@@ -4438,7 +4313,7 @@
 </file>
 
 <file path=word/endnotes.xml><?xml version="1.0" encoding="utf-8"?>
-<w:endnotes xmlns:wpc="http://schemas.microsoft.com/office/word/2010/wordprocessingCanvas" xmlns:cx="http://schemas.microsoft.com/office/drawing/2014/chartex" xmlns:cx1="http://schemas.microsoft.com/office/drawing/2015/9/8/chartex" xmlns:mc="http://schemas.openxmlformats.org/markup-compatibility/2006" xmlns:o="urn:schemas-microsoft-com:office:office" xmlns:r="http://schemas.openxmlformats.org/officeDocument/2006/relationships" xmlns:m="http://schemas.openxmlformats.org/officeDocument/2006/math" xmlns:v="urn:schemas-microsoft-com:vml" xmlns:wp14="http://schemas.microsoft.com/office/word/2010/wordprocessingDrawing" xmlns:wp="http://schemas.openxmlformats.org/drawingml/2006/wordprocessingDrawing" xmlns:w10="urn:schemas-microsoft-com:office:word" xmlns:w="http://schemas.openxmlformats.org/wordprocessingml/2006/main" xmlns:w14="http://schemas.microsoft.com/office/word/2010/wordml" xmlns:w15="http://schemas.microsoft.com/office/word/2012/wordml" xmlns:w16se="http://schemas.microsoft.com/office/word/2015/wordml/symex" xmlns:wpg="http://schemas.microsoft.com/office/word/2010/wordprocessingGroup" xmlns:wpi="http://schemas.microsoft.com/office/word/2010/wordprocessingInk" xmlns:wne="http://schemas.microsoft.com/office/word/2006/wordml" xmlns:wps="http://schemas.microsoft.com/office/word/2010/wordprocessingShape" mc:Ignorable="w14 w15 w16se wp14">
+<w:endnotes xmlns:wpc="http://schemas.microsoft.com/office/word/2010/wordprocessingCanvas" xmlns:cx="http://schemas.microsoft.com/office/drawing/2014/chartex" xmlns:cx1="http://schemas.microsoft.com/office/drawing/2015/9/8/chartex" xmlns:cx2="http://schemas.microsoft.com/office/drawing/2015/10/21/chartex" xmlns:cx3="http://schemas.microsoft.com/office/drawing/2016/5/9/chartex" xmlns:cx4="http://schemas.microsoft.com/office/drawing/2016/5/10/chartex" xmlns:cx5="http://schemas.microsoft.com/office/drawing/2016/5/11/chartex" xmlns:cx6="http://schemas.microsoft.com/office/drawing/2016/5/12/chartex" xmlns:cx7="http://schemas.microsoft.com/office/drawing/2016/5/13/chartex" xmlns:cx8="http://schemas.microsoft.com/office/drawing/2016/5/14/chartex" xmlns:mc="http://schemas.openxmlformats.org/markup-compatibility/2006" xmlns:aink="http://schemas.microsoft.com/office/drawing/2016/ink" xmlns:am3d="http://schemas.microsoft.com/office/drawing/2017/model3d" xmlns:o="urn:schemas-microsoft-com:office:office" xmlns:oel="http://schemas.microsoft.com/office/2019/extlst" xmlns:r="http://schemas.openxmlformats.org/officeDocument/2006/relationships" xmlns:m="http://schemas.openxmlformats.org/officeDocument/2006/math" xmlns:v="urn:schemas-microsoft-com:vml" xmlns:wp14="http://schemas.microsoft.com/office/word/2010/wordprocessingDrawing" xmlns:wp="http://schemas.openxmlformats.org/drawingml/2006/wordprocessingDrawing" xmlns:w10="urn:schemas-microsoft-com:office:word" xmlns:w="http://schemas.openxmlformats.org/wordprocessingml/2006/main" xmlns:w14="http://schemas.microsoft.com/office/word/2010/wordml" xmlns:w15="http://schemas.microsoft.com/office/word/2012/wordml" xmlns:w16cex="http://schemas.microsoft.com/office/word/2018/wordml/cex" xmlns:w16cid="http://schemas.microsoft.com/office/word/2016/wordml/cid" xmlns:w16="http://schemas.microsoft.com/office/word/2018/wordml" xmlns:w16du="http://schemas.microsoft.com/office/word/2023/wordml/word16du" xmlns:w16sdtdh="http://schemas.microsoft.com/office/word/2020/wordml/sdtdatahash" xmlns:w16sdtfl="http://schemas.microsoft.com/office/word/2024/wordml/sdtformatlock" xmlns:w16se="http://schemas.microsoft.com/office/word/2015/wordml/symex" xmlns:wpg="http://schemas.microsoft.com/office/word/2010/wordprocessingGroup" xmlns:wpi="http://schemas.microsoft.com/office/word/2010/wordprocessingInk" xmlns:wne="http://schemas.microsoft.com/office/word/2006/wordml" xmlns:wps="http://schemas.microsoft.com/office/word/2010/wordprocessingShape" mc:Ignorable="w14 w15 w16se w16cid w16 w16cex w16sdtdh w16sdtfl w16du wp14">
   <w:endnote w:type="separator" w:id="-1">
     <w:p>
       <w:r>
@@ -4459,7 +4334,7 @@
 </file>
 
 <file path=word/footer1.xml><?xml version="1.0" encoding="utf-8"?>
-<w:ftr xmlns:wpc="http://schemas.microsoft.com/office/word/2010/wordprocessingCanvas" xmlns:cx="http://schemas.microsoft.com/office/drawing/2014/chartex" xmlns:cx1="http://schemas.microsoft.com/office/drawing/2015/9/8/chartex" xmlns:mc="http://schemas.openxmlformats.org/markup-compatibility/2006" xmlns:o="urn:schemas-microsoft-com:office:office" xmlns:r="http://schemas.openxmlformats.org/officeDocument/2006/relationships" xmlns:m="http://schemas.openxmlformats.org/officeDocument/2006/math" xmlns:v="urn:schemas-microsoft-com:vml" xmlns:wp14="http://schemas.microsoft.com/office/word/2010/wordprocessingDrawing" xmlns:wp="http://schemas.openxmlformats.org/drawingml/2006/wordprocessingDrawing" xmlns:w10="urn:schemas-microsoft-com:office:word" xmlns:w="http://schemas.openxmlformats.org/wordprocessingml/2006/main" xmlns:w14="http://schemas.microsoft.com/office/word/2010/wordml" xmlns:w15="http://schemas.microsoft.com/office/word/2012/wordml" xmlns:w16se="http://schemas.microsoft.com/office/word/2015/wordml/symex" xmlns:wpg="http://schemas.microsoft.com/office/word/2010/wordprocessingGroup" xmlns:wpi="http://schemas.microsoft.com/office/word/2010/wordprocessingInk" xmlns:wne="http://schemas.microsoft.com/office/word/2006/wordml" xmlns:wps="http://schemas.microsoft.com/office/word/2010/wordprocessingShape" mc:Ignorable="w14 w15 w16se wp14">
+<w:ftr xmlns:wpc="http://schemas.microsoft.com/office/word/2010/wordprocessingCanvas" xmlns:cx="http://schemas.microsoft.com/office/drawing/2014/chartex" xmlns:cx1="http://schemas.microsoft.com/office/drawing/2015/9/8/chartex" xmlns:cx2="http://schemas.microsoft.com/office/drawing/2015/10/21/chartex" xmlns:cx3="http://schemas.microsoft.com/office/drawing/2016/5/9/chartex" xmlns:cx4="http://schemas.microsoft.com/office/drawing/2016/5/10/chartex" xmlns:cx5="http://schemas.microsoft.com/office/drawing/2016/5/11/chartex" xmlns:cx6="http://schemas.microsoft.com/office/drawing/2016/5/12/chartex" xmlns:cx7="http://schemas.microsoft.com/office/drawing/2016/5/13/chartex" xmlns:cx8="http://schemas.microsoft.com/office/drawing/2016/5/14/chartex" xmlns:mc="http://schemas.openxmlformats.org/markup-compatibility/2006" xmlns:aink="http://schemas.microsoft.com/office/drawing/2016/ink" xmlns:am3d="http://schemas.microsoft.com/office/drawing/2017/model3d" xmlns:o="urn:schemas-microsoft-com:office:office" xmlns:oel="http://schemas.microsoft.com/office/2019/extlst" xmlns:r="http://schemas.openxmlformats.org/officeDocument/2006/relationships" xmlns:m="http://schemas.openxmlformats.org/officeDocument/2006/math" xmlns:v="urn:schemas-microsoft-com:vml" xmlns:wp14="http://schemas.microsoft.com/office/word/2010/wordprocessingDrawing" xmlns:wp="http://schemas.openxmlformats.org/drawingml/2006/wordprocessingDrawing" xmlns:w10="urn:schemas-microsoft-com:office:word" xmlns:w="http://schemas.openxmlformats.org/wordprocessingml/2006/main" xmlns:w14="http://schemas.microsoft.com/office/word/2010/wordml" xmlns:w15="http://schemas.microsoft.com/office/word/2012/wordml" xmlns:w16cex="http://schemas.microsoft.com/office/word/2018/wordml/cex" xmlns:w16cid="http://schemas.microsoft.com/office/word/2016/wordml/cid" xmlns:w16="http://schemas.microsoft.com/office/word/2018/wordml" xmlns:w16du="http://schemas.microsoft.com/office/word/2023/wordml/word16du" xmlns:w16sdtdh="http://schemas.microsoft.com/office/word/2020/wordml/sdtdatahash" xmlns:w16sdtfl="http://schemas.microsoft.com/office/word/2024/wordml/sdtformatlock" xmlns:w16se="http://schemas.microsoft.com/office/word/2015/wordml/symex" xmlns:wpg="http://schemas.microsoft.com/office/word/2010/wordprocessingGroup" xmlns:wpi="http://schemas.microsoft.com/office/word/2010/wordprocessingInk" xmlns:wne="http://schemas.microsoft.com/office/word/2006/wordml" xmlns:wps="http://schemas.microsoft.com/office/word/2010/wordprocessingShape" mc:Ignorable="w14 w15 w16se w16cid w16 w16cex w16sdtdh w16sdtfl w16du wp14">
   <w:p>
     <w:pPr>
       <w:spacing w:after="120"/>
@@ -4512,7 +4387,7 @@
 </file>
 
 <file path=word/footer2.xml><?xml version="1.0" encoding="utf-8"?>
-<w:ftr xmlns:wpc="http://schemas.microsoft.com/office/word/2010/wordprocessingCanvas" xmlns:cx="http://schemas.microsoft.com/office/drawing/2014/chartex" xmlns:cx1="http://schemas.microsoft.com/office/drawing/2015/9/8/chartex" xmlns:mc="http://schemas.openxmlformats.org/markup-compatibility/2006" xmlns:o="urn:schemas-microsoft-com:office:office" xmlns:r="http://schemas.openxmlformats.org/officeDocument/2006/relationships" xmlns:m="http://schemas.openxmlformats.org/officeDocument/2006/math" xmlns:v="urn:schemas-microsoft-com:vml" xmlns:wp14="http://schemas.microsoft.com/office/word/2010/wordprocessingDrawing" xmlns:wp="http://schemas.openxmlformats.org/drawingml/2006/wordprocessingDrawing" xmlns:w10="urn:schemas-microsoft-com:office:word" xmlns:w="http://schemas.openxmlformats.org/wordprocessingml/2006/main" xmlns:w14="http://schemas.microsoft.com/office/word/2010/wordml" xmlns:w15="http://schemas.microsoft.com/office/word/2012/wordml" xmlns:w16se="http://schemas.microsoft.com/office/word/2015/wordml/symex" xmlns:wpg="http://schemas.microsoft.com/office/word/2010/wordprocessingGroup" xmlns:wpi="http://schemas.microsoft.com/office/word/2010/wordprocessingInk" xmlns:wne="http://schemas.microsoft.com/office/word/2006/wordml" xmlns:wps="http://schemas.microsoft.com/office/word/2010/wordprocessingShape" mc:Ignorable="w14 w15 w16se wp14">
+<w:ftr xmlns:wpc="http://schemas.microsoft.com/office/word/2010/wordprocessingCanvas" xmlns:cx="http://schemas.microsoft.com/office/drawing/2014/chartex" xmlns:cx1="http://schemas.microsoft.com/office/drawing/2015/9/8/chartex" xmlns:cx2="http://schemas.microsoft.com/office/drawing/2015/10/21/chartex" xmlns:cx3="http://schemas.microsoft.com/office/drawing/2016/5/9/chartex" xmlns:cx4="http://schemas.microsoft.com/office/drawing/2016/5/10/chartex" xmlns:cx5="http://schemas.microsoft.com/office/drawing/2016/5/11/chartex" xmlns:cx6="http://schemas.microsoft.com/office/drawing/2016/5/12/chartex" xmlns:cx7="http://schemas.microsoft.com/office/drawing/2016/5/13/chartex" xmlns:cx8="http://schemas.microsoft.com/office/drawing/2016/5/14/chartex" xmlns:mc="http://schemas.openxmlformats.org/markup-compatibility/2006" xmlns:aink="http://schemas.microsoft.com/office/drawing/2016/ink" xmlns:am3d="http://schemas.microsoft.com/office/drawing/2017/model3d" xmlns:o="urn:schemas-microsoft-com:office:office" xmlns:oel="http://schemas.microsoft.com/office/2019/extlst" xmlns:r="http://schemas.openxmlformats.org/officeDocument/2006/relationships" xmlns:m="http://schemas.openxmlformats.org/officeDocument/2006/math" xmlns:v="urn:schemas-microsoft-com:vml" xmlns:wp14="http://schemas.microsoft.com/office/word/2010/wordprocessingDrawing" xmlns:wp="http://schemas.openxmlformats.org/drawingml/2006/wordprocessingDrawing" xmlns:w10="urn:schemas-microsoft-com:office:word" xmlns:w="http://schemas.openxmlformats.org/wordprocessingml/2006/main" xmlns:w14="http://schemas.microsoft.com/office/word/2010/wordml" xmlns:w15="http://schemas.microsoft.com/office/word/2012/wordml" xmlns:w16cex="http://schemas.microsoft.com/office/word/2018/wordml/cex" xmlns:w16cid="http://schemas.microsoft.com/office/word/2016/wordml/cid" xmlns:w16="http://schemas.microsoft.com/office/word/2018/wordml" xmlns:w16du="http://schemas.microsoft.com/office/word/2023/wordml/word16du" xmlns:w16sdtdh="http://schemas.microsoft.com/office/word/2020/wordml/sdtdatahash" xmlns:w16sdtfl="http://schemas.microsoft.com/office/word/2024/wordml/sdtformatlock" xmlns:w16se="http://schemas.microsoft.com/office/word/2015/wordml/symex" xmlns:wpg="http://schemas.microsoft.com/office/word/2010/wordprocessingGroup" xmlns:wpi="http://schemas.microsoft.com/office/word/2010/wordprocessingInk" xmlns:wne="http://schemas.microsoft.com/office/word/2006/wordml" xmlns:wps="http://schemas.microsoft.com/office/word/2010/wordprocessingShape" mc:Ignorable="w14 w15 w16se w16cid w16 w16cex w16sdtdh w16sdtfl w16du wp14">
   <w:p>
     <w:pPr>
       <w:spacing w:after="120"/>
@@ -4565,7 +4440,7 @@
 </file>
 
 <file path=word/footnotes.xml><?xml version="1.0" encoding="utf-8"?>
-<w:footnotes xmlns:wpc="http://schemas.microsoft.com/office/word/2010/wordprocessingCanvas" xmlns:cx="http://schemas.microsoft.com/office/drawing/2014/chartex" xmlns:cx1="http://schemas.microsoft.com/office/drawing/2015/9/8/chartex" xmlns:mc="http://schemas.openxmlformats.org/markup-compatibility/2006" xmlns:o="urn:schemas-microsoft-com:office:office" xmlns:r="http://schemas.openxmlformats.org/officeDocument/2006/relationships" xmlns:m="http://schemas.openxmlformats.org/officeDocument/2006/math" xmlns:v="urn:schemas-microsoft-com:vml" xmlns:wp14="http://schemas.microsoft.com/office/word/2010/wordprocessingDrawing" xmlns:wp="http://schemas.openxmlformats.org/drawingml/2006/wordprocessingDrawing" xmlns:w10="urn:schemas-microsoft-com:office:word" xmlns:w="http://schemas.openxmlformats.org/wordprocessingml/2006/main" xmlns:w14="http://schemas.microsoft.com/office/word/2010/wordml" xmlns:w15="http://schemas.microsoft.com/office/word/2012/wordml" xmlns:w16se="http://schemas.microsoft.com/office/word/2015/wordml/symex" xmlns:wpg="http://schemas.microsoft.com/office/word/2010/wordprocessingGroup" xmlns:wpi="http://schemas.microsoft.com/office/word/2010/wordprocessingInk" xmlns:wne="http://schemas.microsoft.com/office/word/2006/wordml" xmlns:wps="http://schemas.microsoft.com/office/word/2010/wordprocessingShape" mc:Ignorable="w14 w15 w16se wp14">
+<w:footnotes xmlns:wpc="http://schemas.microsoft.com/office/word/2010/wordprocessingCanvas" xmlns:cx="http://schemas.microsoft.com/office/drawing/2014/chartex" xmlns:cx1="http://schemas.microsoft.com/office/drawing/2015/9/8/chartex" xmlns:cx2="http://schemas.microsoft.com/office/drawing/2015/10/21/chartex" xmlns:cx3="http://schemas.microsoft.com/office/drawing/2016/5/9/chartex" xmlns:cx4="http://schemas.microsoft.com/office/drawing/2016/5/10/chartex" xmlns:cx5="http://schemas.microsoft.com/office/drawing/2016/5/11/chartex" xmlns:cx6="http://schemas.microsoft.com/office/drawing/2016/5/12/chartex" xmlns:cx7="http://schemas.microsoft.com/office/drawing/2016/5/13/chartex" xmlns:cx8="http://schemas.microsoft.com/office/drawing/2016/5/14/chartex" xmlns:mc="http://schemas.openxmlformats.org/markup-compatibility/2006" xmlns:aink="http://schemas.microsoft.com/office/drawing/2016/ink" xmlns:am3d="http://schemas.microsoft.com/office/drawing/2017/model3d" xmlns:o="urn:schemas-microsoft-com:office:office" xmlns:oel="http://schemas.microsoft.com/office/2019/extlst" xmlns:r="http://schemas.openxmlformats.org/officeDocument/2006/relationships" xmlns:m="http://schemas.openxmlformats.org/officeDocument/2006/math" xmlns:v="urn:schemas-microsoft-com:vml" xmlns:wp14="http://schemas.microsoft.com/office/word/2010/wordprocessingDrawing" xmlns:wp="http://schemas.openxmlformats.org/drawingml/2006/wordprocessingDrawing" xmlns:w10="urn:schemas-microsoft-com:office:word" xmlns:w="http://schemas.openxmlformats.org/wordprocessingml/2006/main" xmlns:w14="http://schemas.microsoft.com/office/word/2010/wordml" xmlns:w15="http://schemas.microsoft.com/office/word/2012/wordml" xmlns:w16cex="http://schemas.microsoft.com/office/word/2018/wordml/cex" xmlns:w16cid="http://schemas.microsoft.com/office/word/2016/wordml/cid" xmlns:w16="http://schemas.microsoft.com/office/word/2018/wordml" xmlns:w16du="http://schemas.microsoft.com/office/word/2023/wordml/word16du" xmlns:w16sdtdh="http://schemas.microsoft.com/office/word/2020/wordml/sdtdatahash" xmlns:w16sdtfl="http://schemas.microsoft.com/office/word/2024/wordml/sdtformatlock" xmlns:w16se="http://schemas.microsoft.com/office/word/2015/wordml/symex" xmlns:wpg="http://schemas.microsoft.com/office/word/2010/wordprocessingGroup" xmlns:wpi="http://schemas.microsoft.com/office/word/2010/wordprocessingInk" xmlns:wne="http://schemas.microsoft.com/office/word/2006/wordml" xmlns:wps="http://schemas.microsoft.com/office/word/2010/wordprocessingShape" mc:Ignorable="w14 w15 w16se w16cid w16 w16cex w16sdtdh w16sdtfl w16du wp14">
   <w:footnote w:type="separator" w:id="-1">
     <w:p>
       <w:r>
@@ -4586,7 +4461,7 @@
 </file>
 
 <file path=word/numbering.xml><?xml version="1.0" encoding="utf-8"?>
-<w:numbering xmlns:wpc="http://schemas.microsoft.com/office/word/2010/wordprocessingCanvas" xmlns:cx="http://schemas.microsoft.com/office/drawing/2014/chartex" xmlns:cx1="http://schemas.microsoft.com/office/drawing/2015/9/8/chartex" xmlns:mc="http://schemas.openxmlformats.org/markup-compatibility/2006" xmlns:o="urn:schemas-microsoft-com:office:office" xmlns:r="http://schemas.openxmlformats.org/officeDocument/2006/relationships" xmlns:m="http://schemas.openxmlformats.org/officeDocument/2006/math" xmlns:v="urn:schemas-microsoft-com:vml" xmlns:wp14="http://schemas.microsoft.com/office/word/2010/wordprocessingDrawing" xmlns:wp="http://schemas.openxmlformats.org/drawingml/2006/wordprocessingDrawing" xmlns:w10="urn:schemas-microsoft-com:office:word" xmlns:w="http://schemas.openxmlformats.org/wordprocessingml/2006/main" xmlns:w14="http://schemas.microsoft.com/office/word/2010/wordml" xmlns:w15="http://schemas.microsoft.com/office/word/2012/wordml" xmlns:w16se="http://schemas.microsoft.com/office/word/2015/wordml/symex" xmlns:wpg="http://schemas.microsoft.com/office/word/2010/wordprocessingGroup" xmlns:wpi="http://schemas.microsoft.com/office/word/2010/wordprocessingInk" xmlns:wne="http://schemas.microsoft.com/office/word/2006/wordml" xmlns:wps="http://schemas.microsoft.com/office/word/2010/wordprocessingShape" mc:Ignorable="w14 w15 w16se wp14">
+<w:numbering xmlns:wpc="http://schemas.microsoft.com/office/word/2010/wordprocessingCanvas" xmlns:cx="http://schemas.microsoft.com/office/drawing/2014/chartex" xmlns:cx1="http://schemas.microsoft.com/office/drawing/2015/9/8/chartex" xmlns:cx2="http://schemas.microsoft.com/office/drawing/2015/10/21/chartex" xmlns:cx3="http://schemas.microsoft.com/office/drawing/2016/5/9/chartex" xmlns:cx4="http://schemas.microsoft.com/office/drawing/2016/5/10/chartex" xmlns:cx5="http://schemas.microsoft.com/office/drawing/2016/5/11/chartex" xmlns:cx6="http://schemas.microsoft.com/office/drawing/2016/5/12/chartex" xmlns:cx7="http://schemas.microsoft.com/office/drawing/2016/5/13/chartex" xmlns:cx8="http://schemas.microsoft.com/office/drawing/2016/5/14/chartex" xmlns:mc="http://schemas.openxmlformats.org/markup-compatibility/2006" xmlns:aink="http://schemas.microsoft.com/office/drawing/2016/ink" xmlns:am3d="http://schemas.microsoft.com/office/drawing/2017/model3d" xmlns:o="urn:schemas-microsoft-com:office:office" xmlns:oel="http://schemas.microsoft.com/office/2019/extlst" xmlns:r="http://schemas.openxmlformats.org/officeDocument/2006/relationships" xmlns:m="http://schemas.openxmlformats.org/officeDocument/2006/math" xmlns:v="urn:schemas-microsoft-com:vml" xmlns:wp14="http://schemas.microsoft.com/office/word/2010/wordprocessingDrawing" xmlns:wp="http://schemas.openxmlformats.org/drawingml/2006/wordprocessingDrawing" xmlns:w10="urn:schemas-microsoft-com:office:word" xmlns:w="http://schemas.openxmlformats.org/wordprocessingml/2006/main" xmlns:w14="http://schemas.microsoft.com/office/word/2010/wordml" xmlns:w15="http://schemas.microsoft.com/office/word/2012/wordml" xmlns:w16cex="http://schemas.microsoft.com/office/word/2018/wordml/cex" xmlns:w16cid="http://schemas.microsoft.com/office/word/2016/wordml/cid" xmlns:w16="http://schemas.microsoft.com/office/word/2018/wordml" xmlns:w16du="http://schemas.microsoft.com/office/word/2023/wordml/word16du" xmlns:w16sdtdh="http://schemas.microsoft.com/office/word/2020/wordml/sdtdatahash" xmlns:w16sdtfl="http://schemas.microsoft.com/office/word/2024/wordml/sdtformatlock" xmlns:w16se="http://schemas.microsoft.com/office/word/2015/wordml/symex" xmlns:wpg="http://schemas.microsoft.com/office/word/2010/wordprocessingGroup" xmlns:wpi="http://schemas.microsoft.com/office/word/2010/wordprocessingInk" xmlns:wne="http://schemas.microsoft.com/office/word/2006/wordml" xmlns:wps="http://schemas.microsoft.com/office/word/2010/wordprocessingShape" mc:Ignorable="w14 w15 w16se w16cid w16 w16cex w16sdtdh w16sdtfl w16du wp14">
   <w:abstractNum w:abstractNumId="0" w15:restartNumberingAfterBreak="0">
     <w:nsid w:val="14AD5C69"/>
     <w:multiLevelType w:val="multilevel"/>
@@ -5047,23 +4922,23 @@
       </w:pPr>
     </w:lvl>
   </w:abstractNum>
-  <w:num w:numId="1">
+  <w:num w:numId="1" w16cid:durableId="1126268645">
     <w:abstractNumId w:val="3"/>
   </w:num>
-  <w:num w:numId="2">
+  <w:num w:numId="2" w16cid:durableId="992367481">
     <w:abstractNumId w:val="0"/>
   </w:num>
-  <w:num w:numId="3">
+  <w:num w:numId="3" w16cid:durableId="1860657494">
     <w:abstractNumId w:val="2"/>
   </w:num>
-  <w:num w:numId="4">
+  <w:num w:numId="4" w16cid:durableId="1593124863">
     <w:abstractNumId w:val="1"/>
   </w:num>
 </w:numbering>
 </file>
 
 <file path=word/styles.xml><?xml version="1.0" encoding="utf-8"?>
-<w:styles xmlns:mc="http://schemas.openxmlformats.org/markup-compatibility/2006" xmlns:r="http://schemas.openxmlformats.org/officeDocument/2006/relationships" xmlns:w="http://schemas.openxmlformats.org/wordprocessingml/2006/main" xmlns:w14="http://schemas.microsoft.com/office/word/2010/wordml" xmlns:w15="http://schemas.microsoft.com/office/word/2012/wordml" xmlns:w16se="http://schemas.microsoft.com/office/word/2015/wordml/symex" mc:Ignorable="w14 w15 w16se">
+<w:styles xmlns:mc="http://schemas.openxmlformats.org/markup-compatibility/2006" xmlns:r="http://schemas.openxmlformats.org/officeDocument/2006/relationships" xmlns:w="http://schemas.openxmlformats.org/wordprocessingml/2006/main" xmlns:w14="http://schemas.microsoft.com/office/word/2010/wordml" xmlns:w15="http://schemas.microsoft.com/office/word/2012/wordml" xmlns:w16cex="http://schemas.microsoft.com/office/word/2018/wordml/cex" xmlns:w16cid="http://schemas.microsoft.com/office/word/2016/wordml/cid" xmlns:w16="http://schemas.microsoft.com/office/word/2018/wordml" xmlns:w16du="http://schemas.microsoft.com/office/word/2023/wordml/word16du" xmlns:w16sdtdh="http://schemas.microsoft.com/office/word/2020/wordml/sdtdatahash" xmlns:w16sdtfl="http://schemas.microsoft.com/office/word/2024/wordml/sdtformatlock" xmlns:w16se="http://schemas.microsoft.com/office/word/2015/wordml/symex" mc:Ignorable="w14 w15 w16se w16cid w16 w16cex w16sdtdh w16sdtfl w16du">
   <w:docDefaults>
     <w:rPrDefault>
       <w:rPr>
@@ -5073,7 +4948,7 @@
     </w:rPrDefault>
     <w:pPrDefault/>
   </w:docDefaults>
-  <w:latentStyles w:defLockedState="0" w:defUIPriority="99" w:defSemiHidden="0" w:defUnhideWhenUsed="0" w:defQFormat="0" w:count="371">
+  <w:latentStyles w:defLockedState="0" w:defUIPriority="99" w:defSemiHidden="0" w:defUnhideWhenUsed="0" w:defQFormat="0" w:count="376">
     <w:lsdException w:name="Normal" w:uiPriority="0" w:qFormat="1"/>
     <w:lsdException w:name="heading 1" w:qFormat="1"/>
     <w:lsdException w:name="heading 2" w:semiHidden="1" w:uiPriority="9" w:unhideWhenUsed="1" w:qFormat="1"/>
@@ -5445,8 +5320,13 @@
     <w:lsdException w:name="List Table 5 Dark Accent 6" w:uiPriority="50"/>
     <w:lsdException w:name="List Table 6 Colorful Accent 6" w:uiPriority="51"/>
     <w:lsdException w:name="List Table 7 Colorful Accent 6" w:uiPriority="52"/>
+    <w:lsdException w:name="Mention" w:semiHidden="1" w:unhideWhenUsed="1"/>
+    <w:lsdException w:name="Smart Hyperlink" w:semiHidden="1" w:unhideWhenUsed="1"/>
+    <w:lsdException w:name="Hashtag" w:semiHidden="1" w:unhideWhenUsed="1"/>
+    <w:lsdException w:name="Unresolved Mention" w:semiHidden="1" w:unhideWhenUsed="1"/>
+    <w:lsdException w:name="Smart Link" w:semiHidden="1" w:unhideWhenUsed="1"/>
   </w:latentStyles>
-  <w:style w:type="paragraph" w:default="1" w:styleId="Normln">
+  <w:style w:type="paragraph" w:default="1" w:styleId="Normal">
     <w:name w:val="Normal"/>
     <w:rsid w:val="00304E60"/>
     <w:pPr>
@@ -5456,11 +5336,11 @@
       <w:color w:val="333333"/>
     </w:rPr>
   </w:style>
-  <w:style w:type="paragraph" w:styleId="Nadpis1">
+  <w:style w:type="paragraph" w:styleId="Heading1">
     <w:name w:val="heading 1"/>
-    <w:basedOn w:val="Normln"/>
-    <w:next w:val="Normln"/>
-    <w:link w:val="Nadpis1Char"/>
+    <w:basedOn w:val="Normal"/>
+    <w:next w:val="Normal"/>
+    <w:link w:val="Heading1Char"/>
     <w:uiPriority w:val="99"/>
     <w:qFormat/>
     <w:rsid w:val="006323C0"/>
@@ -5478,10 +5358,10 @@
       <w:lang w:val="en-GB" w:eastAsia="cs-CZ"/>
     </w:rPr>
   </w:style>
-  <w:style w:type="paragraph" w:styleId="Nadpis2">
+  <w:style w:type="paragraph" w:styleId="Heading2">
     <w:name w:val="heading 2"/>
-    <w:basedOn w:val="Normln"/>
-    <w:next w:val="Normln"/>
+    <w:basedOn w:val="Normal"/>
+    <w:next w:val="Normal"/>
     <w:pPr>
       <w:keepNext/>
       <w:keepLines/>
@@ -5492,10 +5372,10 @@
       <w:b/>
     </w:rPr>
   </w:style>
-  <w:style w:type="paragraph" w:styleId="Nadpis3">
+  <w:style w:type="paragraph" w:styleId="Heading3">
     <w:name w:val="heading 3"/>
-    <w:basedOn w:val="Normln"/>
-    <w:next w:val="Normln"/>
+    <w:basedOn w:val="Normal"/>
+    <w:next w:val="Normal"/>
     <w:pPr>
       <w:keepNext/>
       <w:keepLines/>
@@ -5506,10 +5386,10 @@
       <w:b/>
     </w:rPr>
   </w:style>
-  <w:style w:type="paragraph" w:styleId="Nadpis4">
+  <w:style w:type="paragraph" w:styleId="Heading4">
     <w:name w:val="heading 4"/>
-    <w:basedOn w:val="Normln"/>
-    <w:next w:val="Normln"/>
+    <w:basedOn w:val="Normal"/>
+    <w:next w:val="Normal"/>
     <w:pPr>
       <w:keepNext/>
       <w:keepLines/>
@@ -5520,10 +5400,10 @@
       <w:b/>
     </w:rPr>
   </w:style>
-  <w:style w:type="paragraph" w:styleId="Nadpis5">
+  <w:style w:type="paragraph" w:styleId="Heading5">
     <w:name w:val="heading 5"/>
-    <w:basedOn w:val="Normln"/>
-    <w:next w:val="Normln"/>
+    <w:basedOn w:val="Normal"/>
+    <w:next w:val="Normal"/>
     <w:pPr>
       <w:keepNext/>
       <w:keepLines/>
@@ -5534,10 +5414,10 @@
       <w:b/>
     </w:rPr>
   </w:style>
-  <w:style w:type="paragraph" w:styleId="Nadpis6">
+  <w:style w:type="paragraph" w:styleId="Heading6">
     <w:name w:val="heading 6"/>
-    <w:basedOn w:val="Normln"/>
-    <w:next w:val="Normln"/>
+    <w:basedOn w:val="Normal"/>
+    <w:next w:val="Normal"/>
     <w:pPr>
       <w:keepNext/>
       <w:keepLines/>
@@ -5548,13 +5428,13 @@
       <w:b/>
     </w:rPr>
   </w:style>
-  <w:style w:type="character" w:default="1" w:styleId="Standardnpsmoodstavce">
+  <w:style w:type="character" w:default="1" w:styleId="DefaultParagraphFont">
     <w:name w:val="Default Paragraph Font"/>
     <w:uiPriority w:val="1"/>
     <w:semiHidden/>
     <w:unhideWhenUsed/>
   </w:style>
-  <w:style w:type="table" w:default="1" w:styleId="Normlntabulka">
+  <w:style w:type="table" w:default="1" w:styleId="TableNormal">
     <w:name w:val="Normal Table"/>
     <w:uiPriority w:val="99"/>
     <w:semiHidden/>
@@ -5569,13 +5449,13 @@
       </w:tblCellMar>
     </w:tblPr>
   </w:style>
-  <w:style w:type="numbering" w:default="1" w:styleId="Bezseznamu">
+  <w:style w:type="numbering" w:default="1" w:styleId="NoList">
     <w:name w:val="No List"/>
     <w:uiPriority w:val="99"/>
     <w:semiHidden/>
     <w:unhideWhenUsed/>
   </w:style>
-  <w:style w:type="table" w:customStyle="1" w:styleId="TableNormal">
+  <w:style w:type="table" w:customStyle="1" w:styleId="TableNormal0">
     <w:name w:val="TableNormal"/>
     <w:tblPr>
       <w:tblCellMar>
@@ -5586,11 +5466,11 @@
       </w:tblCellMar>
     </w:tblPr>
   </w:style>
-  <w:style w:type="paragraph" w:styleId="Nzev">
+  <w:style w:type="paragraph" w:styleId="Title">
     <w:name w:val="Title"/>
-    <w:basedOn w:val="Normln"/>
-    <w:next w:val="Normln"/>
-    <w:link w:val="NzevChar"/>
+    <w:basedOn w:val="Normal"/>
+    <w:next w:val="Normal"/>
+    <w:link w:val="TitleChar"/>
     <w:qFormat/>
     <w:pPr>
       <w:keepNext/>
@@ -5660,23 +5540,23 @@
       </w:tblCellMar>
     </w:tblPr>
   </w:style>
-  <w:style w:type="paragraph" w:styleId="Textkomente">
+  <w:style w:type="paragraph" w:styleId="CommentText">
     <w:name w:val="annotation text"/>
-    <w:link w:val="TextkomenteChar"/>
+    <w:link w:val="CommentTextChar"/>
     <w:uiPriority w:val="99"/>
     <w:unhideWhenUsed/>
     <w:rsid w:val="003D0A66"/>
   </w:style>
-  <w:style w:type="character" w:customStyle="1" w:styleId="TextkomenteChar">
-    <w:name w:val="Text komentáře Char"/>
-    <w:basedOn w:val="Standardnpsmoodstavce"/>
-    <w:link w:val="Textkomente"/>
+  <w:style w:type="character" w:customStyle="1" w:styleId="CommentTextChar">
+    <w:name w:val="Comment Text Char"/>
+    <w:basedOn w:val="DefaultParagraphFont"/>
+    <w:link w:val="CommentText"/>
     <w:uiPriority w:val="99"/>
     <w:rsid w:val="003D0A66"/>
   </w:style>
-  <w:style w:type="character" w:styleId="Odkaznakoment">
+  <w:style w:type="character" w:styleId="CommentReference">
     <w:name w:val="annotation reference"/>
-    <w:basedOn w:val="Standardnpsmoodstavce"/>
+    <w:basedOn w:val="DefaultParagraphFont"/>
     <w:uiPriority w:val="99"/>
     <w:semiHidden/>
     <w:unhideWhenUsed/>
@@ -5686,9 +5566,9 @@
       <w:szCs w:val="16"/>
     </w:rPr>
   </w:style>
-  <w:style w:type="paragraph" w:styleId="Textbubliny">
+  <w:style w:type="paragraph" w:styleId="BalloonText">
     <w:name w:val="Balloon Text"/>
-    <w:link w:val="TextbublinyChar"/>
+    <w:link w:val="BalloonTextChar"/>
     <w:uiPriority w:val="99"/>
     <w:semiHidden/>
     <w:unhideWhenUsed/>
@@ -5699,10 +5579,10 @@
       <w:szCs w:val="18"/>
     </w:rPr>
   </w:style>
-  <w:style w:type="character" w:customStyle="1" w:styleId="TextbublinyChar">
-    <w:name w:val="Text bubliny Char"/>
-    <w:basedOn w:val="Standardnpsmoodstavce"/>
-    <w:link w:val="Textbubliny"/>
+  <w:style w:type="character" w:customStyle="1" w:styleId="BalloonTextChar">
+    <w:name w:val="Balloon Text Char"/>
+    <w:basedOn w:val="DefaultParagraphFont"/>
+    <w:link w:val="BalloonText"/>
     <w:uiPriority w:val="99"/>
     <w:semiHidden/>
     <w:rsid w:val="004E7B56"/>
@@ -5712,9 +5592,9 @@
       <w:szCs w:val="18"/>
     </w:rPr>
   </w:style>
-  <w:style w:type="character" w:styleId="Siln">
+  <w:style w:type="character" w:styleId="Strong">
     <w:name w:val="Strong"/>
-    <w:basedOn w:val="Standardnpsmoodstavce"/>
+    <w:basedOn w:val="DefaultParagraphFont"/>
     <w:uiPriority w:val="22"/>
     <w:qFormat/>
     <w:rsid w:val="004D249A"/>
@@ -5737,14 +5617,14 @@
   </w:style>
   <w:style w:type="character" w:customStyle="1" w:styleId="TextnormyChar1">
     <w:name w:val="Text normy Char1"/>
-    <w:basedOn w:val="Standardnpsmoodstavce"/>
+    <w:basedOn w:val="DefaultParagraphFont"/>
     <w:link w:val="Textnormy"/>
     <w:rsid w:val="00FE47D7"/>
     <w:rPr>
       <w:rFonts w:eastAsia="Times New Roman" w:cs="Times New Roman"/>
     </w:rPr>
   </w:style>
-  <w:style w:type="paragraph" w:styleId="Titulek">
+  <w:style w:type="paragraph" w:styleId="Caption">
     <w:name w:val="caption"/>
     <w:uiPriority w:val="35"/>
     <w:unhideWhenUsed/>
@@ -5768,7 +5648,7 @@
       <w:szCs w:val="18"/>
     </w:rPr>
   </w:style>
-  <w:style w:type="paragraph" w:styleId="Odstavecseseznamem">
+  <w:style w:type="paragraph" w:styleId="ListParagraph">
     <w:name w:val="List Paragraph"/>
     <w:uiPriority w:val="34"/>
     <w:qFormat/>
@@ -5778,9 +5658,9 @@
       <w:contextualSpacing/>
     </w:pPr>
   </w:style>
-  <w:style w:type="table" w:styleId="Mkatabulky">
+  <w:style w:type="table" w:styleId="TableGrid">
     <w:name w:val="Table Grid"/>
-    <w:basedOn w:val="Normlntabulka"/>
+    <w:basedOn w:val="TableNormal"/>
     <w:uiPriority w:val="39"/>
     <w:rsid w:val="001F18C5"/>
     <w:tblPr>
@@ -5794,11 +5674,11 @@
       </w:tblBorders>
     </w:tblPr>
   </w:style>
-  <w:style w:type="paragraph" w:styleId="Pedmtkomente">
+  <w:style w:type="paragraph" w:styleId="CommentSubject">
     <w:name w:val="annotation subject"/>
-    <w:basedOn w:val="Textkomente"/>
-    <w:next w:val="Textkomente"/>
-    <w:link w:val="PedmtkomenteChar"/>
+    <w:basedOn w:val="CommentText"/>
+    <w:next w:val="CommentText"/>
+    <w:link w:val="CommentSubjectChar"/>
     <w:uiPriority w:val="99"/>
     <w:semiHidden/>
     <w:unhideWhenUsed/>
@@ -5808,10 +5688,10 @@
       <w:bCs/>
     </w:rPr>
   </w:style>
-  <w:style w:type="character" w:customStyle="1" w:styleId="PedmtkomenteChar">
-    <w:name w:val="Předmět komentáře Char"/>
-    <w:basedOn w:val="TextkomenteChar"/>
-    <w:link w:val="Pedmtkomente"/>
+  <w:style w:type="character" w:customStyle="1" w:styleId="CommentSubjectChar">
+    <w:name w:val="Comment Subject Char"/>
+    <w:basedOn w:val="CommentTextChar"/>
+    <w:link w:val="CommentSubject"/>
     <w:uiPriority w:val="99"/>
     <w:semiHidden/>
     <w:rsid w:val="002009E2"/>
@@ -5900,10 +5780,10 @@
       </w:tblCellMar>
     </w:tblPr>
   </w:style>
-  <w:style w:type="paragraph" w:styleId="Podnadpis">
+  <w:style w:type="paragraph" w:styleId="Subtitle">
     <w:name w:val="Subtitle"/>
-    <w:basedOn w:val="Normln"/>
-    <w:next w:val="Normln"/>
+    <w:basedOn w:val="Normal"/>
+    <w:next w:val="Normal"/>
     <w:pPr>
       <w:keepNext/>
       <w:keepLines/>
@@ -5939,16 +5819,16 @@
       </w:tblCellMar>
     </w:tblPr>
   </w:style>
-  <w:style w:type="paragraph" w:styleId="Revize">
+  <w:style w:type="paragraph" w:styleId="Revision">
     <w:name w:val="Revision"/>
     <w:hidden/>
     <w:uiPriority w:val="99"/>
     <w:semiHidden/>
     <w:rsid w:val="00434AF9"/>
   </w:style>
-  <w:style w:type="character" w:styleId="Hypertextovodkaz">
+  <w:style w:type="character" w:styleId="Hyperlink">
     <w:name w:val="Hyperlink"/>
-    <w:basedOn w:val="Standardnpsmoodstavce"/>
+    <w:basedOn w:val="DefaultParagraphFont"/>
     <w:uiPriority w:val="99"/>
     <w:unhideWhenUsed/>
     <w:rsid w:val="00051089"/>
@@ -5957,9 +5837,9 @@
       <w:u w:val="single"/>
     </w:rPr>
   </w:style>
-  <w:style w:type="character" w:customStyle="1" w:styleId="NzevChar">
-    <w:name w:val="Název Char"/>
-    <w:link w:val="Nzev"/>
+  <w:style w:type="character" w:customStyle="1" w:styleId="TitleChar">
+    <w:name w:val="Title Char"/>
+    <w:link w:val="Title"/>
     <w:rsid w:val="00E01E87"/>
     <w:rPr>
       <w:b/>
@@ -5978,7 +5858,7 @@
   </w:style>
   <w:style w:type="paragraph" w:customStyle="1" w:styleId="1StrNN-2-4">
     <w:name w:val="1StrNN-2-4"/>
-    <w:basedOn w:val="Normln"/>
+    <w:basedOn w:val="Normal"/>
     <w:rsid w:val="006323C0"/>
     <w:pPr>
       <w:widowControl w:val="0"/>
@@ -5992,9 +5872,9 @@
       <w:lang w:val="cs-CZ" w:eastAsia="cs-CZ"/>
     </w:rPr>
   </w:style>
-  <w:style w:type="character" w:customStyle="1" w:styleId="Nadpis1Char">
-    <w:name w:val="Nadpis 1 Char"/>
-    <w:link w:val="Nadpis1"/>
+  <w:style w:type="character" w:customStyle="1" w:styleId="Heading1Char">
+    <w:name w:val="Heading 1 Char"/>
+    <w:link w:val="Heading1"/>
     <w:uiPriority w:val="99"/>
     <w:rsid w:val="006323C0"/>
     <w:rPr>

--- a/input/ISO_21214.docx
+++ b/input/ISO_21214.docx
@@ -2026,7 +2026,7 @@
     <w:tbl>
       <w:tblPr>
         <w:tblStyle w:val="a7"/>
-        <w:tblW w:w="9067" w:type="dxa"/>
+        <w:tblW w:w="9634" w:type="dxa"/>
         <w:tblInd w:w="0" w:type="dxa"/>
         <w:tblBorders>
           <w:top w:val="single" w:sz="4" w:space="0" w:color="000000"/>
@@ -2040,13 +2040,15 @@
         <w:tblLook w:val="0400" w:firstRow="0" w:lastRow="0" w:firstColumn="0" w:lastColumn="0" w:noHBand="0" w:noVBand="1"/>
       </w:tblPr>
       <w:tblGrid>
-        <w:gridCol w:w="4606"/>
-        <w:gridCol w:w="4461"/>
+        <w:gridCol w:w="5240"/>
+        <w:gridCol w:w="2126"/>
+        <w:gridCol w:w="2268"/>
       </w:tblGrid>
       <w:tr>
         <w:tc>
           <w:tcPr>
-            <w:tcW w:w="4606" w:type="dxa"/>
+            <w:tcW w:w="5240" w:type="dxa"/>
+            <w:vMerge w:val="restart"/>
           </w:tcPr>
           <w:p>
             <w:pPr>
@@ -2056,45 +2058,26 @@
                 <w:lang w:val="en-GB"/>
               </w:rPr>
             </w:pPr>
+            <w:bookmarkStart w:id="7" w:name="_Hlk232378733"/>
             <w:r>
               <w:rPr>
                 <w:b/>
                 <w:lang w:val="en-GB"/>
               </w:rPr>
-              <w:t>Paramet</w:t>
-            </w:r>
-            <w:r>
-              <w:rPr>
-                <w:b/>
-                <w:lang w:val="en-GB"/>
-              </w:rPr>
-              <w:t>e</w:t>
-            </w:r>
-            <w:r>
-              <w:rPr>
-                <w:b/>
-                <w:lang w:val="en-GB"/>
-              </w:rPr>
-              <w:t>r</w:t>
-            </w:r>
-            <w:r>
-              <w:rPr>
-                <w:b/>
-                <w:lang w:val="en-GB"/>
-              </w:rPr>
-              <w:tab/>
-              <w:t xml:space="preserve">                                                                  </w:t>
+              <w:t>Parameter</w:t>
             </w:r>
           </w:p>
         </w:tc>
         <w:tc>
           <w:tcPr>
-            <w:tcW w:w="4461" w:type="dxa"/>
+            <w:tcW w:w="4394" w:type="dxa"/>
+            <w:gridSpan w:val="2"/>
           </w:tcPr>
           <w:p>
             <w:pPr>
               <w:spacing w:before="60"/>
               <w:rPr>
+                <w:b/>
                 <w:lang w:val="en-GB"/>
               </w:rPr>
             </w:pPr>
@@ -2103,103 +2086,7 @@
                 <w:b/>
                 <w:lang w:val="en-GB"/>
               </w:rPr>
-              <w:t xml:space="preserve">                         </w:t>
-            </w:r>
-            <w:r>
-              <w:rPr>
-                <w:b/>
-                <w:lang w:val="en-GB"/>
-              </w:rPr>
               <w:t>Specification</w:t>
-            </w:r>
-            <w:r>
-              <w:rPr>
-                <w:b/>
-                <w:lang w:val="en-GB"/>
-              </w:rPr>
-              <w:t xml:space="preserve">    </w:t>
-            </w:r>
-            <w:r>
-              <w:rPr>
-                <w:lang w:val="en-GB"/>
-              </w:rPr>
-              <w:t xml:space="preserve">     </w:t>
-            </w:r>
-          </w:p>
-          <w:p>
-            <w:pPr>
-              <w:spacing w:before="60"/>
-              <w:rPr>
-                <w:lang w:val="en-GB"/>
-              </w:rPr>
-            </w:pPr>
-            <w:r>
-              <w:rPr>
-                <w:lang w:val="en-GB"/>
-              </w:rPr>
-              <w:t xml:space="preserve">     </w:t>
-            </w:r>
-            <w:r>
-              <w:rPr>
-                <w:lang w:val="en-GB"/>
-              </w:rPr>
-              <w:t>Channel</w:t>
-            </w:r>
-            <w:r>
-              <w:rPr>
-                <w:lang w:val="en-GB"/>
-              </w:rPr>
-              <w:t xml:space="preserve"> 870                  </w:t>
-            </w:r>
-            <w:r>
-              <w:rPr>
-                <w:lang w:val="en-GB"/>
-              </w:rPr>
-              <w:t xml:space="preserve">Channel </w:t>
-            </w:r>
-            <w:r>
-              <w:rPr>
-                <w:lang w:val="en-GB"/>
-              </w:rPr>
-              <w:t>970</w:t>
-            </w:r>
-          </w:p>
-          <w:p>
-            <w:pPr>
-              <w:spacing w:before="60"/>
-              <w:rPr>
-                <w:lang w:val="en-GB"/>
-              </w:rPr>
-            </w:pPr>
-            <w:r>
-              <w:rPr>
-                <w:lang w:val="en-GB"/>
-              </w:rPr>
-              <w:t>(</w:t>
-            </w:r>
-            <w:r>
-              <w:rPr>
-                <w:lang w:val="en-GB"/>
-              </w:rPr>
-              <w:t>main channel</w:t>
-            </w:r>
-            <w:r>
-              <w:rPr>
-                <w:lang w:val="en-GB"/>
-              </w:rPr>
-              <w:t>)           (</w:t>
-            </w:r>
-            <w:r>
-              <w:rPr>
-                <w:lang w:val="en-GB"/>
-              </w:rPr>
-              <w:t>alternative channel</w:t>
-            </w:r>
-            <w:r>
-              <w:rPr>
-                <w:lang w:val="en-GB"/>
-              </w:rPr>
-              <w:t>)</w:t>
             </w:r>
           </w:p>
         </w:tc>
@@ -2207,33 +2094,62 @@
       <w:tr>
         <w:tc>
           <w:tcPr>
-            <w:tcW w:w="4606" w:type="dxa"/>
+            <w:tcW w:w="5240" w:type="dxa"/>
+            <w:vMerge/>
           </w:tcPr>
           <w:p>
             <w:pPr>
               <w:spacing w:before="60"/>
               <w:rPr>
+                <w:b/>
+                <w:lang w:val="en-GB"/>
+              </w:rPr>
+            </w:pPr>
+          </w:p>
+        </w:tc>
+        <w:tc>
+          <w:tcPr>
+            <w:tcW w:w="2126" w:type="dxa"/>
+          </w:tcPr>
+          <w:p>
+            <w:pPr>
+              <w:spacing w:before="60"/>
+              <w:rPr>
                 <w:lang w:val="en-GB"/>
               </w:rPr>
             </w:pPr>
             <w:r>
               <w:rPr>
-                <w:i/>
-                <w:lang w:val="en-GB"/>
-              </w:rPr>
-              <w:t>TX1</w:t>
+                <w:lang w:val="en-GB"/>
+              </w:rPr>
+              <w:t>Channel 870</w:t>
+            </w:r>
+          </w:p>
+          <w:p>
+            <w:pPr>
+              <w:spacing w:before="60"/>
+              <w:rPr>
+                <w:b/>
+                <w:lang w:val="en-GB"/>
+              </w:rPr>
+            </w:pPr>
+            <w:r>
+              <w:rPr>
+                <w:lang w:val="en-GB"/>
+              </w:rPr>
+              <w:t>(main channel</w:t>
             </w:r>
             <w:r>
               <w:rPr>
                 <w:lang w:val="en-GB"/>
               </w:rPr>
-              <w:t xml:space="preserve"> Nominal transmitter wavelength</w:t>
+              <w:t>)</w:t>
             </w:r>
           </w:p>
         </w:tc>
         <w:tc>
           <w:tcPr>
-            <w:tcW w:w="4461" w:type="dxa"/>
+            <w:tcW w:w="2268" w:type="dxa"/>
           </w:tcPr>
           <w:p>
             <w:pPr>
@@ -2246,20 +2162,22 @@
               <w:rPr>
                 <w:lang w:val="en-GB"/>
               </w:rPr>
-              <w:t xml:space="preserve">     870 nm </w:t>
+              <w:t>Channel 970</w:t>
             </w:r>
+          </w:p>
+          <w:p>
+            <w:pPr>
+              <w:spacing w:before="60"/>
+              <w:rPr>
+                <w:b/>
+                <w:lang w:val="en-GB"/>
+              </w:rPr>
+            </w:pPr>
             <w:r>
               <w:rPr>
                 <w:lang w:val="en-GB"/>
               </w:rPr>
-              <w:tab/>
-            </w:r>
-            <w:r>
-              <w:rPr>
-                <w:lang w:val="en-GB"/>
-              </w:rPr>
-              <w:tab/>
-              <w:t xml:space="preserve">    970 nm</w:t>
+              <w:t>(alternative channel)</w:t>
             </w:r>
           </w:p>
         </w:tc>
@@ -2267,7 +2185,7 @@
       <w:tr>
         <w:tc>
           <w:tcPr>
-            <w:tcW w:w="4606" w:type="dxa"/>
+            <w:tcW w:w="5240" w:type="dxa"/>
           </w:tcPr>
           <w:p>
             <w:pPr>
@@ -2281,37 +2199,19 @@
                 <w:i/>
                 <w:lang w:val="en-GB"/>
               </w:rPr>
-              <w:t xml:space="preserve">TX2 </w:t>
+              <w:t>TX1</w:t>
             </w:r>
             <w:r>
               <w:rPr>
                 <w:lang w:val="en-GB"/>
               </w:rPr>
-              <w:t>Transmitter pass band</w:t>
-            </w:r>
-            <w:r>
-              <w:rPr>
-                <w:lang w:val="en-GB"/>
-              </w:rPr>
-              <w:tab/>
-            </w:r>
-            <w:r>
-              <w:rPr>
-                <w:lang w:val="en-GB"/>
-              </w:rPr>
-              <w:tab/>
-            </w:r>
-            <w:r>
-              <w:rPr>
-                <w:lang w:val="en-GB"/>
-              </w:rPr>
-              <w:tab/>
+              <w:t xml:space="preserve"> Nominal transmitter wavelength</w:t>
             </w:r>
           </w:p>
         </w:tc>
         <w:tc>
           <w:tcPr>
-            <w:tcW w:w="4461" w:type="dxa"/>
+            <w:tcW w:w="2126" w:type="dxa"/>
           </w:tcPr>
           <w:p>
             <w:pPr>
@@ -2324,26 +2224,26 @@
               <w:rPr>
                 <w:lang w:val="en-GB"/>
               </w:rPr>
-              <w:t xml:space="preserve"> </w:t>
+              <w:t>870 nm</w:t>
             </w:r>
+          </w:p>
+        </w:tc>
+        <w:tc>
+          <w:tcPr>
+            <w:tcW w:w="2268" w:type="dxa"/>
+          </w:tcPr>
+          <w:p>
+            <w:pPr>
+              <w:spacing w:before="60"/>
+              <w:rPr>
+                <w:lang w:val="en-GB"/>
+              </w:rPr>
+            </w:pPr>
             <w:r>
               <w:rPr>
                 <w:lang w:val="en-GB"/>
               </w:rPr>
-              <w:t xml:space="preserve"> 820 nm to 910 nm </w:t>
-            </w:r>
-            <w:r>
-              <w:rPr>
-                <w:lang w:val="en-GB"/>
-              </w:rPr>
-              <w:tab/>
-              <w:t>920 nm to</w:t>
-            </w:r>
-            <w:r>
-              <w:rPr>
-                <w:lang w:val="en-GB"/>
-              </w:rPr>
-              <w:t xml:space="preserve"> 1 010 nm</w:t>
+              <w:t>970 nm</w:t>
             </w:r>
           </w:p>
         </w:tc>
@@ -2351,7 +2251,7 @@
       <w:tr>
         <w:tc>
           <w:tcPr>
-            <w:tcW w:w="4606" w:type="dxa"/>
+            <w:tcW w:w="5240" w:type="dxa"/>
           </w:tcPr>
           <w:p>
             <w:pPr>
@@ -2365,44 +2265,92 @@
                 <w:i/>
                 <w:lang w:val="en-GB"/>
               </w:rPr>
-              <w:t xml:space="preserve">TX3 </w:t>
+              <w:t xml:space="preserve">TX2 </w:t>
             </w:r>
             <w:r>
               <w:rPr>
                 <w:lang w:val="en-GB"/>
               </w:rPr>
-              <w:t>Coherence length</w:t>
-            </w:r>
-            <w:r>
-              <w:rPr>
-                <w:lang w:val="en-GB"/>
-              </w:rPr>
-              <w:t xml:space="preserve"> </w:t>
-            </w:r>
-            <w:r>
-              <w:rPr>
-                <w:lang w:val="en-GB"/>
-              </w:rPr>
-              <w:tab/>
-            </w:r>
-            <w:r>
-              <w:rPr>
-                <w:lang w:val="en-GB"/>
-              </w:rPr>
-              <w:tab/>
+              <w:t>Transmitter pass band</w:t>
             </w:r>
           </w:p>
         </w:tc>
         <w:tc>
           <w:tcPr>
-            <w:tcW w:w="4461" w:type="dxa"/>
+            <w:tcW w:w="2126" w:type="dxa"/>
+          </w:tcPr>
+          <w:p>
+            <w:pPr>
+              <w:spacing w:before="60"/>
+              <w:rPr>
+                <w:lang w:val="en-GB"/>
+              </w:rPr>
+            </w:pPr>
+            <w:r>
+              <w:rPr>
+                <w:lang w:val="en-GB"/>
+              </w:rPr>
+              <w:t>820 nm to 910 nm</w:t>
+            </w:r>
+          </w:p>
+        </w:tc>
+        <w:tc>
+          <w:tcPr>
+            <w:tcW w:w="2268" w:type="dxa"/>
+          </w:tcPr>
+          <w:p>
+            <w:pPr>
+              <w:spacing w:before="60"/>
+              <w:rPr>
+                <w:lang w:val="en-GB"/>
+              </w:rPr>
+            </w:pPr>
+            <w:r>
+              <w:rPr>
+                <w:lang w:val="en-GB"/>
+              </w:rPr>
+              <w:t>920 nm to 1 010 nm</w:t>
+            </w:r>
+          </w:p>
+        </w:tc>
+      </w:tr>
+      <w:tr>
+        <w:tc>
+          <w:tcPr>
+            <w:tcW w:w="5240" w:type="dxa"/>
+          </w:tcPr>
+          <w:p>
+            <w:pPr>
+              <w:spacing w:before="60"/>
+              <w:rPr>
+                <w:lang w:val="en-GB"/>
+              </w:rPr>
+            </w:pPr>
+            <w:r>
+              <w:rPr>
+                <w:i/>
+                <w:lang w:val="en-GB"/>
+              </w:rPr>
+              <w:t xml:space="preserve">TX3 </w:t>
+            </w:r>
+            <w:r>
+              <w:rPr>
+                <w:lang w:val="en-GB"/>
+              </w:rPr>
+              <w:t>Coherence length</w:t>
+            </w:r>
+          </w:p>
+        </w:tc>
+        <w:tc>
+          <w:tcPr>
+            <w:tcW w:w="4394" w:type="dxa"/>
+            <w:gridSpan w:val="2"/>
           </w:tcPr>
           <w:p>
             <w:pPr>
               <w:spacing w:before="60"/>
               <w:jc w:val="center"/>
               <w:rPr>
-                <w:i/>
                 <w:lang w:val="en-GB"/>
               </w:rPr>
             </w:pPr>
@@ -2418,7 +2366,7 @@
       <w:tr>
         <w:tc>
           <w:tcPr>
-            <w:tcW w:w="4606" w:type="dxa"/>
+            <w:tcW w:w="5240" w:type="dxa"/>
           </w:tcPr>
           <w:p>
             <w:pPr>
@@ -2439,43 +2387,19 @@
                 <w:lang w:val="en-GB"/>
               </w:rPr>
               <w:t>Total radiated power</w:t>
-            </w:r>
-            <w:r>
-              <w:rPr>
-                <w:lang w:val="en-GB"/>
-              </w:rPr>
-              <w:t xml:space="preserve"> </w:t>
-            </w:r>
-            <w:r>
-              <w:rPr>
-                <w:lang w:val="en-GB"/>
-              </w:rPr>
-              <w:tab/>
-            </w:r>
-            <w:r>
-              <w:rPr>
-                <w:lang w:val="en-GB"/>
-              </w:rPr>
-              <w:tab/>
-            </w:r>
-            <w:r>
-              <w:rPr>
-                <w:lang w:val="en-GB"/>
-              </w:rPr>
-              <w:tab/>
             </w:r>
           </w:p>
         </w:tc>
         <w:tc>
           <w:tcPr>
-            <w:tcW w:w="4461" w:type="dxa"/>
+            <w:tcW w:w="4394" w:type="dxa"/>
+            <w:gridSpan w:val="2"/>
           </w:tcPr>
           <w:p>
             <w:pPr>
               <w:spacing w:before="60"/>
               <w:jc w:val="center"/>
               <w:rPr>
-                <w:i/>
                 <w:lang w:val="en-GB"/>
               </w:rPr>
             </w:pPr>
@@ -2483,25 +2407,7 @@
               <w:rPr>
                 <w:lang w:val="en-GB"/>
               </w:rPr>
-              <w:t xml:space="preserve">Dependent on transmitter class </w:t>
-            </w:r>
-            <w:r>
-              <w:rPr>
-                <w:lang w:val="en-GB"/>
-              </w:rPr>
-              <w:t>(</w:t>
-            </w:r>
-            <w:r>
-              <w:rPr>
-                <w:lang w:val="en-GB"/>
-              </w:rPr>
-              <w:t>see</w:t>
-            </w:r>
-            <w:r>
-              <w:rPr>
-                <w:lang w:val="en-GB"/>
-              </w:rPr>
-              <w:t xml:space="preserve"> 6.2)</w:t>
+              <w:t>Dependent on transmitter class (see 6.2)</w:t>
             </w:r>
           </w:p>
         </w:tc>
@@ -2509,7 +2415,7 @@
       <w:tr>
         <w:tc>
           <w:tcPr>
-            <w:tcW w:w="4606" w:type="dxa"/>
+            <w:tcW w:w="5240" w:type="dxa"/>
           </w:tcPr>
           <w:p>
             <w:pPr>
@@ -2530,38 +2436,27 @@
               <w:rPr>
                 <w:lang w:val="en-GB"/>
               </w:rPr>
+              <w:t xml:space="preserve"> Minimum receiver in-band</w:t>
+            </w:r>
+            <w:r>
+              <w:rPr>
+                <w:i/>
+                <w:lang w:val="en-GB"/>
+              </w:rPr>
               <w:t xml:space="preserve"> </w:t>
             </w:r>
             <w:r>
               <w:rPr>
                 <w:lang w:val="en-GB"/>
               </w:rPr>
-              <w:t>Minimum receiver in-band</w:t>
-            </w:r>
-            <w:r>
-              <w:rPr>
-                <w:i/>
-                <w:lang w:val="en-GB"/>
-              </w:rPr>
-              <w:t xml:space="preserve"> </w:t>
-            </w:r>
-            <w:r>
-              <w:rPr>
-                <w:lang w:val="en-GB"/>
-              </w:rPr>
-              <w:t>(RX2)</w:t>
-            </w:r>
-            <w:r>
-              <w:rPr>
-                <w:lang w:val="en-GB"/>
-              </w:rPr>
-              <w:t xml:space="preserve"> radiated power</w:t>
+              <w:t>(RX2) radiated power</w:t>
             </w:r>
           </w:p>
         </w:tc>
         <w:tc>
           <w:tcPr>
-            <w:tcW w:w="4461" w:type="dxa"/>
+            <w:tcW w:w="4394" w:type="dxa"/>
+            <w:gridSpan w:val="2"/>
           </w:tcPr>
           <w:p>
             <w:pPr>
@@ -2589,7 +2484,7 @@
       <w:tr>
         <w:tc>
           <w:tcPr>
-            <w:tcW w:w="4606" w:type="dxa"/>
+            <w:tcW w:w="5240" w:type="dxa"/>
           </w:tcPr>
           <w:p>
             <w:pPr>
@@ -2610,19 +2505,18 @@
               <w:rPr>
                 <w:lang w:val="en-GB"/>
               </w:rPr>
-              <w:t xml:space="preserve">Radiated power below pass band            </w:t>
+              <w:t>Radiated power below pass band</w:t>
             </w:r>
           </w:p>
         </w:tc>
         <w:tc>
           <w:tcPr>
-            <w:tcW w:w="4461" w:type="dxa"/>
+            <w:tcW w:w="2126" w:type="dxa"/>
           </w:tcPr>
           <w:p>
             <w:pPr>
               <w:spacing w:before="60"/>
               <w:rPr>
-                <w:i/>
                 <w:lang w:val="en-GB"/>
               </w:rPr>
             </w:pPr>
@@ -2630,7 +2524,26 @@
               <w:rPr>
                 <w:lang w:val="en-GB"/>
               </w:rPr>
-              <w:t xml:space="preserve">not specified               &lt; 10 % of </w:t>
+              <w:t>not specified</w:t>
+            </w:r>
+          </w:p>
+        </w:tc>
+        <w:tc>
+          <w:tcPr>
+            <w:tcW w:w="2268" w:type="dxa"/>
+          </w:tcPr>
+          <w:p>
+            <w:pPr>
+              <w:spacing w:before="60"/>
+              <w:rPr>
+                <w:lang w:val="en-GB"/>
+              </w:rPr>
+            </w:pPr>
+            <w:r>
+              <w:rPr>
+                <w:lang w:val="en-GB"/>
+              </w:rPr>
+              <w:t xml:space="preserve">&lt; 10 % of </w:t>
             </w:r>
             <w:r>
               <w:rPr>
@@ -2645,7 +2558,7 @@
       <w:tr>
         <w:tc>
           <w:tcPr>
-            <w:tcW w:w="4606" w:type="dxa"/>
+            <w:tcW w:w="5240" w:type="dxa"/>
           </w:tcPr>
           <w:p>
             <w:pPr>
@@ -2665,19 +2578,18 @@
               <w:rPr>
                 <w:lang w:val="en-GB"/>
               </w:rPr>
-              <w:t xml:space="preserve">Radiated power above pass band             </w:t>
+              <w:t xml:space="preserve">Radiated power above pass band </w:t>
             </w:r>
           </w:p>
         </w:tc>
         <w:tc>
           <w:tcPr>
-            <w:tcW w:w="4461" w:type="dxa"/>
+            <w:tcW w:w="2126" w:type="dxa"/>
           </w:tcPr>
           <w:p>
             <w:pPr>
               <w:spacing w:before="60"/>
               <w:rPr>
-                <w:i/>
                 <w:lang w:val="en-GB"/>
               </w:rPr>
             </w:pPr>
@@ -2692,8 +2604,21 @@
                 <w:i/>
                 <w:lang w:val="en-GB"/>
               </w:rPr>
-              <w:t xml:space="preserve">TX4                  </w:t>
+              <w:t>TX4</w:t>
             </w:r>
+          </w:p>
+        </w:tc>
+        <w:tc>
+          <w:tcPr>
+            <w:tcW w:w="2268" w:type="dxa"/>
+          </w:tcPr>
+          <w:p>
+            <w:pPr>
+              <w:spacing w:before="60"/>
+              <w:rPr>
+                <w:lang w:val="en-GB"/>
+              </w:rPr>
+            </w:pPr>
             <w:r>
               <w:rPr>
                 <w:lang w:val="en-GB"/>
@@ -2703,6 +2628,7 @@
           </w:p>
         </w:tc>
       </w:tr>
+      <w:bookmarkEnd w:id="7"/>
     </w:tbl>
     <w:p>
       <w:pPr>
@@ -2931,8 +2857,8 @@
           <w:lang w:val="en-GB"/>
         </w:rPr>
       </w:pPr>
-      <w:bookmarkStart w:id="7" w:name="_heading=h.3rdcrjn" w:colFirst="0" w:colLast="0"/>
-      <w:bookmarkEnd w:id="7"/>
+      <w:bookmarkStart w:id="8" w:name="_heading=h.3rdcrjn" w:colFirst="0" w:colLast="0"/>
+      <w:bookmarkEnd w:id="8"/>
       <w:r>
         <w:rPr>
           <w:b/>
@@ -3122,26 +3048,6 @@
           <w:lang w:val="en-GB"/>
         </w:rPr>
       </w:pPr>
-    </w:p>
-    <w:p>
-      <w:pPr>
-        <w:pBdr>
-          <w:top w:val="nil"/>
-          <w:left w:val="nil"/>
-          <w:bottom w:val="nil"/>
-          <w:right w:val="nil"/>
-          <w:between w:val="nil"/>
-        </w:pBdr>
-        <w:spacing w:after="200"/>
-        <w:jc w:val="center"/>
-        <w:rPr>
-          <w:b/>
-          <w:color w:val="auto"/>
-          <w:lang w:val="en-GB"/>
-        </w:rPr>
-      </w:pPr>
-      <w:bookmarkStart w:id="8" w:name="_heading=h.26in1rg" w:colFirst="0" w:colLast="0"/>
-      <w:bookmarkEnd w:id="8"/>
       <w:r>
         <w:rPr>
           <w:b/>
@@ -3150,16 +3056,16 @@
           <w:lang w:val="cs-CZ" w:eastAsia="cs-CZ"/>
         </w:rPr>
         <w:drawing>
-          <wp:anchor distT="0" distB="0" distL="114300" distR="114300" simplePos="0" relativeHeight="251658240" behindDoc="0" locked="0" layoutInCell="1" hidden="0" allowOverlap="1" wp14:anchorId="4D24FC97" wp14:editId="4EDDE6F3">
+          <wp:anchor distT="0" distB="0" distL="114300" distR="114300" simplePos="0" relativeHeight="251659264" behindDoc="0" locked="0" layoutInCell="1" hidden="0" allowOverlap="1" wp14:anchorId="07C41C20" wp14:editId="30B39CF8">
             <wp:simplePos x="0" y="0"/>
             <wp:positionH relativeFrom="column">
-              <wp:posOffset>1129665</wp:posOffset>
+              <wp:align>center</wp:align>
             </wp:positionH>
             <wp:positionV relativeFrom="paragraph">
-              <wp:posOffset>423545</wp:posOffset>
+              <wp:posOffset>168910</wp:posOffset>
             </wp:positionV>
-            <wp:extent cx="3938905" cy="3285490"/>
-            <wp:effectExtent l="0" t="0" r="4445" b="0"/>
+            <wp:extent cx="3938400" cy="3286800"/>
+            <wp:effectExtent l="0" t="0" r="0" b="2540"/>
             <wp:wrapTopAndBottom distT="0" distB="0"/>
             <wp:docPr id="1524725778" name="image1.png" descr="Obsah obrázku diagram, kresba, řada/pruh, skica&#10;&#10;Popis byl vytvořen automaticky"/>
             <wp:cNvGraphicFramePr/>
@@ -3180,7 +3086,7 @@
                   <pic:spPr>
                     <a:xfrm>
                       <a:off x="0" y="0"/>
-                      <a:ext cx="3938905" cy="3285490"/>
+                      <a:ext cx="3938400" cy="3286800"/>
                     </a:xfrm>
                     <a:prstGeom prst="rect">
                       <a:avLst/>
@@ -3199,546 +3105,6 @@
           </wp:anchor>
         </w:drawing>
       </w:r>
-      <w:r>
-        <w:rPr>
-          <w:b/>
-          <w:color w:val="auto"/>
-          <w:lang w:val="en-GB"/>
-        </w:rPr>
-        <w:t>Figure 1</w:t>
-      </w:r>
-      <w:r>
-        <w:rPr>
-          <w:b/>
-          <w:color w:val="auto"/>
-          <w:lang w:val="en-GB"/>
-        </w:rPr>
-        <w:t xml:space="preserve"> </w:t>
-      </w:r>
-      <w:r>
-        <w:rPr>
-          <w:b/>
-          <w:color w:val="auto"/>
-          <w:lang w:val="en-GB"/>
-        </w:rPr>
-        <w:t>– Horizontal opening and vertical opening angles in IR communication</w:t>
-      </w:r>
-      <w:r>
-        <w:rPr>
-          <w:b/>
-          <w:color w:val="auto"/>
-          <w:lang w:val="en-GB"/>
-        </w:rPr>
-        <w:t xml:space="preserve"> </w:t>
-      </w:r>
-      <w:r>
-        <w:rPr>
-          <w:b/>
-          <w:color w:val="auto"/>
-          <w:lang w:val="en-GB"/>
-        </w:rPr>
-        <w:br/>
-        <w:t>(Fig. 5 of the source standard)</w:t>
-      </w:r>
-    </w:p>
-    <w:p>
-      <w:pPr>
-        <w:pStyle w:val="Heading1"/>
-      </w:pPr>
-      <w:r>
-        <w:t>9</w:t>
-      </w:r>
-      <w:r>
-        <w:t> </w:t>
-      </w:r>
-      <w:r>
-        <w:t>Frames and Windows</w:t>
-      </w:r>
-    </w:p>
-    <w:p>
-      <w:pPr>
-        <w:pBdr>
-          <w:top w:val="none" w:sz="4" w:space="0" w:color="000000"/>
-          <w:left w:val="none" w:sz="4" w:space="0" w:color="000000"/>
-          <w:bottom w:val="none" w:sz="4" w:space="0" w:color="000000"/>
-          <w:right w:val="none" w:sz="4" w:space="0" w:color="000000"/>
-        </w:pBdr>
-        <w:spacing w:after="0" w:line="276" w:lineRule="auto"/>
-        <w:jc w:val="both"/>
-        <w:rPr>
-          <w:lang w:val="en-GB"/>
-        </w:rPr>
-      </w:pPr>
-      <w:r>
-        <w:rPr>
-          <w:lang w:val="en-GB"/>
-        </w:rPr>
-        <w:t xml:space="preserve">This </w:t>
-      </w:r>
-      <w:r>
-        <w:rPr>
-          <w:lang w:val="en-GB"/>
-        </w:rPr>
-        <w:t>clause</w:t>
-      </w:r>
-      <w:r>
-        <w:rPr>
-          <w:lang w:val="en-GB"/>
-        </w:rPr>
-        <w:t xml:space="preserve">, spanning 20 pages, describes the general structure of communication frames in IR communication. It also defines the communication diagram for simultaneous communication of multiple IR units. Data frames are separated by a special frame structure, also described in this </w:t>
-      </w:r>
-      <w:r>
-        <w:rPr>
-          <w:lang w:val="en-GB"/>
-        </w:rPr>
-        <w:t>clause</w:t>
-      </w:r>
-      <w:r>
-        <w:rPr>
-          <w:lang w:val="en-GB"/>
-        </w:rPr>
-        <w:t xml:space="preserve">. Frames are divided into communication windows, which are also defined in this </w:t>
-      </w:r>
-      <w:r>
-        <w:rPr>
-          <w:lang w:val="en-GB"/>
-        </w:rPr>
-        <w:t>clause</w:t>
-      </w:r>
-      <w:r>
-        <w:rPr>
-          <w:lang w:val="en-GB"/>
-        </w:rPr>
-        <w:t xml:space="preserve"> (management window, private window, multicast window, broadcast window, compatibility window, spare window, wake-up window).</w:t>
-      </w:r>
-    </w:p>
-    <w:p>
-      <w:pPr>
-        <w:pStyle w:val="Heading1"/>
-      </w:pPr>
-      <w:r>
-        <w:lastRenderedPageBreak/>
-        <w:t>10</w:t>
-      </w:r>
-      <w:r>
-        <w:t> </w:t>
-      </w:r>
-      <w:r>
-        <w:t>MAC</w:t>
-      </w:r>
-      <w:r>
-        <w:t xml:space="preserve"> Commands</w:t>
-      </w:r>
-    </w:p>
-    <w:p>
-      <w:pPr>
-        <w:pBdr>
-          <w:top w:val="none" w:sz="4" w:space="0" w:color="000000"/>
-          <w:left w:val="none" w:sz="4" w:space="0" w:color="000000"/>
-          <w:bottom w:val="none" w:sz="4" w:space="0" w:color="000000"/>
-          <w:right w:val="none" w:sz="4" w:space="0" w:color="000000"/>
-        </w:pBdr>
-        <w:spacing w:after="0" w:line="276" w:lineRule="auto"/>
-        <w:jc w:val="both"/>
-        <w:rPr>
-          <w:lang w:val="en-GB"/>
-        </w:rPr>
-      </w:pPr>
-      <w:r>
-        <w:rPr>
-          <w:lang w:val="en-GB"/>
-        </w:rPr>
-        <w:t xml:space="preserve">This </w:t>
-      </w:r>
-      <w:r>
-        <w:rPr>
-          <w:lang w:val="en-GB"/>
-        </w:rPr>
-        <w:t>clause</w:t>
-      </w:r>
-      <w:r>
-        <w:rPr>
-          <w:lang w:val="en-GB"/>
-        </w:rPr>
-        <w:t>, spanning 35 pages, describes the commands at the data link layer of the OSI model, which are used to signal interface activity between MAC communication participants. The respective sub</w:t>
-      </w:r>
-      <w:r>
-        <w:rPr>
-          <w:lang w:val="en-GB"/>
-        </w:rPr>
-        <w:t>clause</w:t>
-      </w:r>
-      <w:r>
-        <w:rPr>
-          <w:lang w:val="en-GB"/>
-        </w:rPr>
-        <w:t>s describe this signalling</w:t>
-      </w:r>
-      <w:r>
-        <w:rPr>
-          <w:lang w:val="en-GB"/>
-        </w:rPr>
-        <w:t>,</w:t>
-      </w:r>
-      <w:r>
-        <w:rPr>
-          <w:lang w:val="en-GB"/>
-        </w:rPr>
-        <w:t xml:space="preserve"> based on the requirements of different control units of the ITS station (specifically the IR-CAL communication adaptation layer, the IR-MAE management adaptation entity, and the IR-ME management entity). The </w:t>
-      </w:r>
-      <w:r>
-        <w:rPr>
-          <w:lang w:val="en-GB"/>
-        </w:rPr>
-        <w:t>clause</w:t>
-      </w:r>
-      <w:r>
-        <w:rPr>
-          <w:lang w:val="en-GB"/>
-        </w:rPr>
-        <w:t xml:space="preserve"> also details individual MAC commands</w:t>
-      </w:r>
-      <w:r>
-        <w:rPr>
-          <w:lang w:val="en-GB"/>
-        </w:rPr>
-        <w:t>,</w:t>
-      </w:r>
-      <w:r>
-        <w:rPr>
-          <w:lang w:val="en-GB"/>
-        </w:rPr>
-        <w:t xml:space="preserve"> in text and in parameter tables.</w:t>
-      </w:r>
-    </w:p>
-    <w:p>
-      <w:pPr>
-        <w:pStyle w:val="Heading1"/>
-      </w:pPr>
-      <w:r>
-        <w:t>11</w:t>
-      </w:r>
-      <w:r>
-        <w:t> </w:t>
-      </w:r>
-      <w:r>
-        <w:t>Registration Procedure</w:t>
-      </w:r>
-    </w:p>
-    <w:p>
-      <w:pPr>
-        <w:pBdr>
-          <w:top w:val="none" w:sz="4" w:space="0" w:color="000000"/>
-          <w:left w:val="none" w:sz="4" w:space="0" w:color="000000"/>
-          <w:bottom w:val="none" w:sz="4" w:space="0" w:color="000000"/>
-          <w:right w:val="none" w:sz="4" w:space="0" w:color="000000"/>
-        </w:pBdr>
-        <w:spacing w:after="0" w:line="276" w:lineRule="auto"/>
-        <w:jc w:val="both"/>
-        <w:rPr>
-          <w:lang w:val="en-GB"/>
-        </w:rPr>
-      </w:pPr>
-      <w:r>
-        <w:rPr>
-          <w:lang w:val="en-GB"/>
-        </w:rPr>
-        <w:t xml:space="preserve">This </w:t>
-      </w:r>
-      <w:r>
-        <w:rPr>
-          <w:lang w:val="en-GB"/>
-        </w:rPr>
-        <w:t>clause</w:t>
-      </w:r>
-      <w:r>
-        <w:rPr>
-          <w:lang w:val="en-GB"/>
-        </w:rPr>
-        <w:t>, spanning 4 pages, describes</w:t>
-      </w:r>
-      <w:r>
-        <w:rPr>
-          <w:lang w:val="en-GB"/>
-        </w:rPr>
-        <w:t>,</w:t>
-      </w:r>
-      <w:r>
-        <w:rPr>
-          <w:lang w:val="en-GB"/>
-        </w:rPr>
-        <w:t xml:space="preserve"> in text, tables, and diagrams</w:t>
-      </w:r>
-      <w:r>
-        <w:rPr>
-          <w:lang w:val="en-GB"/>
-        </w:rPr>
-        <w:t>,</w:t>
-      </w:r>
-      <w:r>
-        <w:rPr>
-          <w:lang w:val="en-GB"/>
-        </w:rPr>
-        <w:t xml:space="preserve"> the registration procedure used to register the IR interface into communication.</w:t>
-      </w:r>
-    </w:p>
-    <w:p>
-      <w:pPr>
-        <w:pStyle w:val="Heading1"/>
-      </w:pPr>
-      <w:r>
-        <w:t>1</w:t>
-      </w:r>
-      <w:r>
-        <w:t>2</w:t>
-      </w:r>
-      <w:r>
-        <w:t> </w:t>
-      </w:r>
-      <w:r>
-        <w:t>Window Management</w:t>
-      </w:r>
-    </w:p>
-    <w:p>
-      <w:pPr>
-        <w:pBdr>
-          <w:top w:val="none" w:sz="4" w:space="0" w:color="000000"/>
-          <w:left w:val="none" w:sz="4" w:space="0" w:color="000000"/>
-          <w:bottom w:val="none" w:sz="4" w:space="0" w:color="000000"/>
-          <w:right w:val="none" w:sz="4" w:space="0" w:color="000000"/>
-        </w:pBdr>
-        <w:spacing w:after="0" w:line="276" w:lineRule="auto"/>
-        <w:jc w:val="both"/>
-        <w:rPr>
-          <w:b/>
-          <w:sz w:val="24"/>
-          <w:szCs w:val="24"/>
-          <w:lang w:val="en-GB"/>
-        </w:rPr>
-      </w:pPr>
-      <w:r>
-        <w:rPr>
-          <w:lang w:val="en-GB"/>
-        </w:rPr>
-        <w:t xml:space="preserve">This </w:t>
-      </w:r>
-      <w:r>
-        <w:rPr>
-          <w:lang w:val="en-GB"/>
-        </w:rPr>
-        <w:t>clause</w:t>
-      </w:r>
-      <w:r>
-        <w:rPr>
-          <w:lang w:val="en-GB"/>
-        </w:rPr>
-        <w:t>, spanning 2 pages, describes</w:t>
-      </w:r>
-      <w:r>
-        <w:rPr>
-          <w:lang w:val="en-GB"/>
-        </w:rPr>
-        <w:t>,</w:t>
-      </w:r>
-      <w:r>
-        <w:rPr>
-          <w:lang w:val="en-GB"/>
-        </w:rPr>
-        <w:t xml:space="preserve"> in text</w:t>
-      </w:r>
-      <w:r>
-        <w:rPr>
-          <w:lang w:val="en-GB"/>
-        </w:rPr>
-        <w:t>,</w:t>
-      </w:r>
-      <w:r>
-        <w:rPr>
-          <w:lang w:val="en-GB"/>
-        </w:rPr>
-        <w:t xml:space="preserve"> the mechanism for </w:t>
-      </w:r>
-      <w:r>
-        <w:rPr>
-          <w:lang w:val="en-GB"/>
-        </w:rPr>
-        <w:t>managing</w:t>
-      </w:r>
-      <w:r>
-        <w:rPr>
-          <w:lang w:val="en-GB"/>
-        </w:rPr>
-        <w:t xml:space="preserve"> communication windows within IR communication. This </w:t>
-      </w:r>
-      <w:r>
-        <w:rPr>
-          <w:lang w:val="en-GB"/>
-        </w:rPr>
-        <w:t xml:space="preserve">especially </w:t>
-      </w:r>
-      <w:r>
-        <w:rPr>
-          <w:lang w:val="en-GB"/>
-        </w:rPr>
-        <w:t>includes allocating sufficient communication time for individual IR interfaces in communication, managing communication windows for time-critical applications, controlling the required IR interface response time, and more.</w:t>
-      </w:r>
-    </w:p>
-    <w:p>
-      <w:pPr>
-        <w:pStyle w:val="Heading1"/>
-      </w:pPr>
-      <w:r>
-        <w:t>1</w:t>
-      </w:r>
-      <w:r>
-        <w:t>3</w:t>
-      </w:r>
-      <w:r>
-        <w:t> </w:t>
-      </w:r>
-      <w:r>
-        <w:t>IR</w:t>
-      </w:r>
-      <w:r>
-        <w:t xml:space="preserve"> Management Entity</w:t>
-      </w:r>
-    </w:p>
-    <w:p>
-      <w:pPr>
-        <w:pBdr>
-          <w:top w:val="none" w:sz="4" w:space="0" w:color="000000"/>
-          <w:left w:val="none" w:sz="4" w:space="0" w:color="000000"/>
-          <w:bottom w:val="none" w:sz="4" w:space="0" w:color="000000"/>
-          <w:right w:val="none" w:sz="4" w:space="0" w:color="000000"/>
-        </w:pBdr>
-        <w:spacing w:after="0" w:line="276" w:lineRule="auto"/>
-        <w:jc w:val="both"/>
-        <w:rPr>
-          <w:lang w:val="en-GB"/>
-        </w:rPr>
-      </w:pPr>
-      <w:r>
-        <w:rPr>
-          <w:lang w:val="en-GB"/>
-        </w:rPr>
-        <w:t xml:space="preserve">This </w:t>
-      </w:r>
-      <w:r>
-        <w:rPr>
-          <w:lang w:val="en-GB"/>
-        </w:rPr>
-        <w:t>clause</w:t>
-      </w:r>
-      <w:r>
-        <w:rPr>
-          <w:lang w:val="en-GB"/>
-        </w:rPr>
-        <w:t>, spanning 4 pages, describes</w:t>
-      </w:r>
-      <w:r>
-        <w:rPr>
-          <w:lang w:val="en-GB"/>
-        </w:rPr>
-        <w:t>,</w:t>
-      </w:r>
-      <w:r>
-        <w:rPr>
-          <w:lang w:val="en-GB"/>
-        </w:rPr>
-        <w:t xml:space="preserve"> in text and tables</w:t>
-      </w:r>
-      <w:r>
-        <w:rPr>
-          <w:lang w:val="en-GB"/>
-        </w:rPr>
-        <w:t>,</w:t>
-      </w:r>
-      <w:r>
-        <w:rPr>
-          <w:lang w:val="en-GB"/>
-        </w:rPr>
-        <w:t xml:space="preserve"> the basic features of the IR interface management entity (IR-ME), which is responsible for managing the IR MAC layer and the IR physical layer of the OSI model. This unit also ensures connectivity with the higher layers of the ITS station.</w:t>
-      </w:r>
-    </w:p>
-    <w:p>
-      <w:pPr>
-        <w:pStyle w:val="Heading1"/>
-      </w:pPr>
-      <w:r>
-        <w:t>1</w:t>
-      </w:r>
-      <w:r>
-        <w:t>4</w:t>
-      </w:r>
-      <w:r>
-        <w:t> </w:t>
-      </w:r>
-      <w:r>
-        <w:t>Adapta</w:t>
-      </w:r>
-      <w:r>
-        <w:t>tion</w:t>
-      </w:r>
-    </w:p>
-    <w:p>
-      <w:pPr>
-        <w:pBdr>
-          <w:top w:val="none" w:sz="4" w:space="0" w:color="000000"/>
-          <w:left w:val="none" w:sz="4" w:space="0" w:color="000000"/>
-          <w:bottom w:val="none" w:sz="4" w:space="0" w:color="000000"/>
-          <w:right w:val="none" w:sz="4" w:space="0" w:color="000000"/>
-        </w:pBdr>
-        <w:spacing w:after="0" w:line="276" w:lineRule="auto"/>
-        <w:jc w:val="both"/>
-        <w:rPr>
-          <w:lang w:val="en-GB"/>
-        </w:rPr>
-      </w:pPr>
-      <w:r>
-        <w:rPr>
-          <w:lang w:val="en-GB"/>
-        </w:rPr>
-        <w:t xml:space="preserve">This </w:t>
-      </w:r>
-      <w:r>
-        <w:rPr>
-          <w:lang w:val="en-GB"/>
-        </w:rPr>
-        <w:t>clause</w:t>
-      </w:r>
-      <w:r>
-        <w:rPr>
-          <w:lang w:val="en-GB"/>
-        </w:rPr>
-        <w:t>, spanning 6 pages, describes in text, diagrams, and tables</w:t>
-      </w:r>
-      <w:r>
-        <w:rPr>
-          <w:lang w:val="en-GB"/>
-        </w:rPr>
-        <w:t>,</w:t>
-      </w:r>
-      <w:r>
-        <w:rPr>
-          <w:lang w:val="en-GB"/>
-        </w:rPr>
-        <w:t xml:space="preserve"> how to integrate the IR interface into the structure of the ITS station. The adaptation structure of the IR interface into the ITS station is shown in Figure 2.</w:t>
-      </w:r>
-    </w:p>
-    <w:p>
-      <w:pPr>
-        <w:pBdr>
-          <w:top w:val="none" w:sz="4" w:space="0" w:color="000000"/>
-          <w:left w:val="none" w:sz="4" w:space="0" w:color="000000"/>
-          <w:bottom w:val="none" w:sz="4" w:space="0" w:color="000000"/>
-          <w:right w:val="none" w:sz="4" w:space="0" w:color="000000"/>
-        </w:pBdr>
-        <w:spacing w:after="0" w:line="276" w:lineRule="auto"/>
-        <w:jc w:val="both"/>
-        <w:rPr>
-          <w:lang w:val="en-GB"/>
-        </w:rPr>
-      </w:pPr>
     </w:p>
     <w:p>
       <w:pPr>
@@ -3757,13 +3123,15 @@
           <w:lang w:val="en-GB"/>
         </w:rPr>
       </w:pPr>
+      <w:bookmarkStart w:id="9" w:name="_heading=h.26in1rg" w:colFirst="0" w:colLast="0"/>
+      <w:bookmarkEnd w:id="9"/>
       <w:r>
         <w:rPr>
           <w:b/>
           <w:color w:val="auto"/>
           <w:lang w:val="en-GB"/>
         </w:rPr>
-        <w:t>Figure 2</w:t>
+        <w:t>Figure 1</w:t>
       </w:r>
       <w:r>
         <w:rPr>
@@ -3779,7 +3147,7 @@
           <w:color w:val="auto"/>
           <w:lang w:val="en-GB"/>
         </w:rPr>
-        <w:t>– Medium adaptation of the IR interface into the ITS station</w:t>
+        <w:t>– Horizontal opening and vertical opening angles in IR communication</w:t>
       </w:r>
       <w:r>
         <w:rPr>
@@ -3787,8 +3155,516 @@
           <w:color w:val="auto"/>
           <w:lang w:val="en-GB"/>
         </w:rPr>
-        <w:t xml:space="preserve"> (Fig. 17 of the source standard)</w:t>
-      </w:r>
+        <w:t xml:space="preserve"> </w:t>
+      </w:r>
+      <w:r>
+        <w:rPr>
+          <w:b/>
+          <w:color w:val="auto"/>
+          <w:lang w:val="en-GB"/>
+        </w:rPr>
+        <w:br/>
+        <w:t>(Fig. 5 of the source standard)</w:t>
+      </w:r>
+    </w:p>
+    <w:p>
+      <w:pPr>
+        <w:pStyle w:val="Heading1"/>
+      </w:pPr>
+      <w:r>
+        <w:t>9</w:t>
+      </w:r>
+      <w:r>
+        <w:t> </w:t>
+      </w:r>
+      <w:r>
+        <w:t>Frames and Windows</w:t>
+      </w:r>
+    </w:p>
+    <w:p>
+      <w:pPr>
+        <w:pBdr>
+          <w:top w:val="none" w:sz="4" w:space="0" w:color="000000"/>
+          <w:left w:val="none" w:sz="4" w:space="0" w:color="000000"/>
+          <w:bottom w:val="none" w:sz="4" w:space="0" w:color="000000"/>
+          <w:right w:val="none" w:sz="4" w:space="0" w:color="000000"/>
+        </w:pBdr>
+        <w:spacing w:after="0" w:line="276" w:lineRule="auto"/>
+        <w:jc w:val="both"/>
+        <w:rPr>
+          <w:lang w:val="en-GB"/>
+        </w:rPr>
+      </w:pPr>
+      <w:r>
+        <w:rPr>
+          <w:lang w:val="en-GB"/>
+        </w:rPr>
+        <w:t xml:space="preserve">This </w:t>
+      </w:r>
+      <w:r>
+        <w:rPr>
+          <w:lang w:val="en-GB"/>
+        </w:rPr>
+        <w:t>clause</w:t>
+      </w:r>
+      <w:r>
+        <w:rPr>
+          <w:lang w:val="en-GB"/>
+        </w:rPr>
+        <w:t xml:space="preserve">, spanning 20 pages, describes the general structure of communication frames in IR communication. It also defines the communication diagram for simultaneous communication of multiple IR units. Data frames are separated by a special frame structure, also described in this </w:t>
+      </w:r>
+      <w:r>
+        <w:rPr>
+          <w:lang w:val="en-GB"/>
+        </w:rPr>
+        <w:t>clause</w:t>
+      </w:r>
+      <w:r>
+        <w:rPr>
+          <w:lang w:val="en-GB"/>
+        </w:rPr>
+        <w:t xml:space="preserve">. Frames are divided into communication windows, which are also defined in this </w:t>
+      </w:r>
+      <w:r>
+        <w:rPr>
+          <w:lang w:val="en-GB"/>
+        </w:rPr>
+        <w:t>clause</w:t>
+      </w:r>
+      <w:r>
+        <w:rPr>
+          <w:lang w:val="en-GB"/>
+        </w:rPr>
+        <w:t xml:space="preserve"> (management window, private window, multicast window, broadcast window, compatibility window, spare window, wake-up window).</w:t>
+      </w:r>
+    </w:p>
+    <w:p>
+      <w:pPr>
+        <w:pStyle w:val="Heading1"/>
+      </w:pPr>
+      <w:r>
+        <w:lastRenderedPageBreak/>
+        <w:t>10</w:t>
+      </w:r>
+      <w:r>
+        <w:t> </w:t>
+      </w:r>
+      <w:r>
+        <w:t>MAC</w:t>
+      </w:r>
+      <w:r>
+        <w:t xml:space="preserve"> Commands</w:t>
+      </w:r>
+    </w:p>
+    <w:p>
+      <w:pPr>
+        <w:pBdr>
+          <w:top w:val="none" w:sz="4" w:space="0" w:color="000000"/>
+          <w:left w:val="none" w:sz="4" w:space="0" w:color="000000"/>
+          <w:bottom w:val="none" w:sz="4" w:space="0" w:color="000000"/>
+          <w:right w:val="none" w:sz="4" w:space="0" w:color="000000"/>
+        </w:pBdr>
+        <w:spacing w:after="0" w:line="276" w:lineRule="auto"/>
+        <w:jc w:val="both"/>
+        <w:rPr>
+          <w:lang w:val="en-GB"/>
+        </w:rPr>
+      </w:pPr>
+      <w:r>
+        <w:rPr>
+          <w:lang w:val="en-GB"/>
+        </w:rPr>
+        <w:t xml:space="preserve">This </w:t>
+      </w:r>
+      <w:r>
+        <w:rPr>
+          <w:lang w:val="en-GB"/>
+        </w:rPr>
+        <w:t>clause</w:t>
+      </w:r>
+      <w:r>
+        <w:rPr>
+          <w:lang w:val="en-GB"/>
+        </w:rPr>
+        <w:t>, spanning 35 pages, describes the commands at the data link layer of the OSI model, which are used to signal interface activity between MAC communication participants. The respective sub</w:t>
+      </w:r>
+      <w:r>
+        <w:rPr>
+          <w:lang w:val="en-GB"/>
+        </w:rPr>
+        <w:t>clause</w:t>
+      </w:r>
+      <w:r>
+        <w:rPr>
+          <w:lang w:val="en-GB"/>
+        </w:rPr>
+        <w:t>s describe this signalling</w:t>
+      </w:r>
+      <w:r>
+        <w:rPr>
+          <w:lang w:val="en-GB"/>
+        </w:rPr>
+        <w:t>,</w:t>
+      </w:r>
+      <w:r>
+        <w:rPr>
+          <w:lang w:val="en-GB"/>
+        </w:rPr>
+        <w:t xml:space="preserve"> based on the requirements of different control units of the ITS station (specifically the IR-CAL communication adaptation layer, the IR-MAE management adaptation entity, and the IR-ME management entity). The </w:t>
+      </w:r>
+      <w:r>
+        <w:rPr>
+          <w:lang w:val="en-GB"/>
+        </w:rPr>
+        <w:t>clause</w:t>
+      </w:r>
+      <w:r>
+        <w:rPr>
+          <w:lang w:val="en-GB"/>
+        </w:rPr>
+        <w:t xml:space="preserve"> also details individual MAC commands</w:t>
+      </w:r>
+      <w:r>
+        <w:rPr>
+          <w:lang w:val="en-GB"/>
+        </w:rPr>
+        <w:t>,</w:t>
+      </w:r>
+      <w:r>
+        <w:rPr>
+          <w:lang w:val="en-GB"/>
+        </w:rPr>
+        <w:t xml:space="preserve"> in text and in parameter tables.</w:t>
+      </w:r>
+    </w:p>
+    <w:p>
+      <w:pPr>
+        <w:pStyle w:val="Heading1"/>
+      </w:pPr>
+      <w:r>
+        <w:t>11</w:t>
+      </w:r>
+      <w:r>
+        <w:t> </w:t>
+      </w:r>
+      <w:r>
+        <w:t>Registration Procedure</w:t>
+      </w:r>
+    </w:p>
+    <w:p>
+      <w:pPr>
+        <w:pBdr>
+          <w:top w:val="none" w:sz="4" w:space="0" w:color="000000"/>
+          <w:left w:val="none" w:sz="4" w:space="0" w:color="000000"/>
+          <w:bottom w:val="none" w:sz="4" w:space="0" w:color="000000"/>
+          <w:right w:val="none" w:sz="4" w:space="0" w:color="000000"/>
+        </w:pBdr>
+        <w:spacing w:after="0" w:line="276" w:lineRule="auto"/>
+        <w:jc w:val="both"/>
+        <w:rPr>
+          <w:lang w:val="en-GB"/>
+        </w:rPr>
+      </w:pPr>
+      <w:r>
+        <w:rPr>
+          <w:lang w:val="en-GB"/>
+        </w:rPr>
+        <w:t xml:space="preserve">This </w:t>
+      </w:r>
+      <w:r>
+        <w:rPr>
+          <w:lang w:val="en-GB"/>
+        </w:rPr>
+        <w:t>clause</w:t>
+      </w:r>
+      <w:r>
+        <w:rPr>
+          <w:lang w:val="en-GB"/>
+        </w:rPr>
+        <w:t>, spanning 4 pages, describes</w:t>
+      </w:r>
+      <w:r>
+        <w:rPr>
+          <w:lang w:val="en-GB"/>
+        </w:rPr>
+        <w:t>,</w:t>
+      </w:r>
+      <w:r>
+        <w:rPr>
+          <w:lang w:val="en-GB"/>
+        </w:rPr>
+        <w:t xml:space="preserve"> in text, tables, and diagrams</w:t>
+      </w:r>
+      <w:r>
+        <w:rPr>
+          <w:lang w:val="en-GB"/>
+        </w:rPr>
+        <w:t>,</w:t>
+      </w:r>
+      <w:r>
+        <w:rPr>
+          <w:lang w:val="en-GB"/>
+        </w:rPr>
+        <w:t xml:space="preserve"> the registration procedure used to register the IR interface into communication.</w:t>
+      </w:r>
+    </w:p>
+    <w:p>
+      <w:pPr>
+        <w:pStyle w:val="Heading1"/>
+      </w:pPr>
+      <w:r>
+        <w:t>1</w:t>
+      </w:r>
+      <w:r>
+        <w:t>2</w:t>
+      </w:r>
+      <w:r>
+        <w:t> </w:t>
+      </w:r>
+      <w:r>
+        <w:t>Window Management</w:t>
+      </w:r>
+    </w:p>
+    <w:p>
+      <w:pPr>
+        <w:pBdr>
+          <w:top w:val="none" w:sz="4" w:space="0" w:color="000000"/>
+          <w:left w:val="none" w:sz="4" w:space="0" w:color="000000"/>
+          <w:bottom w:val="none" w:sz="4" w:space="0" w:color="000000"/>
+          <w:right w:val="none" w:sz="4" w:space="0" w:color="000000"/>
+        </w:pBdr>
+        <w:spacing w:after="0" w:line="276" w:lineRule="auto"/>
+        <w:jc w:val="both"/>
+        <w:rPr>
+          <w:b/>
+          <w:sz w:val="24"/>
+          <w:szCs w:val="24"/>
+          <w:lang w:val="en-GB"/>
+        </w:rPr>
+      </w:pPr>
+      <w:r>
+        <w:rPr>
+          <w:lang w:val="en-GB"/>
+        </w:rPr>
+        <w:t xml:space="preserve">This </w:t>
+      </w:r>
+      <w:r>
+        <w:rPr>
+          <w:lang w:val="en-GB"/>
+        </w:rPr>
+        <w:t>clause</w:t>
+      </w:r>
+      <w:r>
+        <w:rPr>
+          <w:lang w:val="en-GB"/>
+        </w:rPr>
+        <w:t>, spanning 2 pages, describes</w:t>
+      </w:r>
+      <w:r>
+        <w:rPr>
+          <w:lang w:val="en-GB"/>
+        </w:rPr>
+        <w:t>,</w:t>
+      </w:r>
+      <w:r>
+        <w:rPr>
+          <w:lang w:val="en-GB"/>
+        </w:rPr>
+        <w:t xml:space="preserve"> in text</w:t>
+      </w:r>
+      <w:r>
+        <w:rPr>
+          <w:lang w:val="en-GB"/>
+        </w:rPr>
+        <w:t>,</w:t>
+      </w:r>
+      <w:r>
+        <w:rPr>
+          <w:lang w:val="en-GB"/>
+        </w:rPr>
+        <w:t xml:space="preserve"> the mechanism for </w:t>
+      </w:r>
+      <w:r>
+        <w:rPr>
+          <w:lang w:val="en-GB"/>
+        </w:rPr>
+        <w:t>managing</w:t>
+      </w:r>
+      <w:r>
+        <w:rPr>
+          <w:lang w:val="en-GB"/>
+        </w:rPr>
+        <w:t xml:space="preserve"> communication windows within IR communication. This </w:t>
+      </w:r>
+      <w:r>
+        <w:rPr>
+          <w:lang w:val="en-GB"/>
+        </w:rPr>
+        <w:t xml:space="preserve">especially </w:t>
+      </w:r>
+      <w:r>
+        <w:rPr>
+          <w:lang w:val="en-GB"/>
+        </w:rPr>
+        <w:t>includes allocating sufficient communication time for individual IR interfaces in communication, managing communication windows for time-critical applications, controlling the required IR interface response time, and more.</w:t>
+      </w:r>
+    </w:p>
+    <w:p>
+      <w:pPr>
+        <w:pStyle w:val="Heading1"/>
+      </w:pPr>
+      <w:r>
+        <w:t>1</w:t>
+      </w:r>
+      <w:r>
+        <w:t>3</w:t>
+      </w:r>
+      <w:r>
+        <w:t> </w:t>
+      </w:r>
+      <w:r>
+        <w:t>IR</w:t>
+      </w:r>
+      <w:r>
+        <w:t xml:space="preserve"> Management Entity</w:t>
+      </w:r>
+    </w:p>
+    <w:p>
+      <w:pPr>
+        <w:pBdr>
+          <w:top w:val="none" w:sz="4" w:space="0" w:color="000000"/>
+          <w:left w:val="none" w:sz="4" w:space="0" w:color="000000"/>
+          <w:bottom w:val="none" w:sz="4" w:space="0" w:color="000000"/>
+          <w:right w:val="none" w:sz="4" w:space="0" w:color="000000"/>
+        </w:pBdr>
+        <w:spacing w:after="0" w:line="276" w:lineRule="auto"/>
+        <w:jc w:val="both"/>
+        <w:rPr>
+          <w:lang w:val="en-GB"/>
+        </w:rPr>
+      </w:pPr>
+      <w:r>
+        <w:rPr>
+          <w:lang w:val="en-GB"/>
+        </w:rPr>
+        <w:t xml:space="preserve">This </w:t>
+      </w:r>
+      <w:r>
+        <w:rPr>
+          <w:lang w:val="en-GB"/>
+        </w:rPr>
+        <w:t>clause</w:t>
+      </w:r>
+      <w:r>
+        <w:rPr>
+          <w:lang w:val="en-GB"/>
+        </w:rPr>
+        <w:t>, spanning 4 pages, describes</w:t>
+      </w:r>
+      <w:r>
+        <w:rPr>
+          <w:lang w:val="en-GB"/>
+        </w:rPr>
+        <w:t>,</w:t>
+      </w:r>
+      <w:r>
+        <w:rPr>
+          <w:lang w:val="en-GB"/>
+        </w:rPr>
+        <w:t xml:space="preserve"> in text and tables</w:t>
+      </w:r>
+      <w:r>
+        <w:rPr>
+          <w:lang w:val="en-GB"/>
+        </w:rPr>
+        <w:t>,</w:t>
+      </w:r>
+      <w:r>
+        <w:rPr>
+          <w:lang w:val="en-GB"/>
+        </w:rPr>
+        <w:t xml:space="preserve"> the basic features of the IR interface management entity (IR-ME), which is responsible for managing the IR MAC layer and the IR physical layer of the OSI model. This unit also ensures connectivity with the higher layers of the ITS station.</w:t>
+      </w:r>
+    </w:p>
+    <w:p>
+      <w:pPr>
+        <w:pStyle w:val="Heading1"/>
+      </w:pPr>
+      <w:r>
+        <w:t>1</w:t>
+      </w:r>
+      <w:r>
+        <w:t>4</w:t>
+      </w:r>
+      <w:r>
+        <w:t> </w:t>
+      </w:r>
+      <w:r>
+        <w:t>Adapta</w:t>
+      </w:r>
+      <w:r>
+        <w:t>tion</w:t>
+      </w:r>
+    </w:p>
+    <w:p>
+      <w:pPr>
+        <w:pBdr>
+          <w:top w:val="none" w:sz="4" w:space="0" w:color="000000"/>
+          <w:left w:val="none" w:sz="4" w:space="0" w:color="000000"/>
+          <w:bottom w:val="none" w:sz="4" w:space="0" w:color="000000"/>
+          <w:right w:val="none" w:sz="4" w:space="0" w:color="000000"/>
+        </w:pBdr>
+        <w:spacing w:after="0" w:line="276" w:lineRule="auto"/>
+        <w:jc w:val="both"/>
+        <w:rPr>
+          <w:lang w:val="en-GB"/>
+        </w:rPr>
+      </w:pPr>
+      <w:r>
+        <w:rPr>
+          <w:lang w:val="en-GB"/>
+        </w:rPr>
+        <w:t xml:space="preserve">This </w:t>
+      </w:r>
+      <w:r>
+        <w:rPr>
+          <w:lang w:val="en-GB"/>
+        </w:rPr>
+        <w:t>clause</w:t>
+      </w:r>
+      <w:r>
+        <w:rPr>
+          <w:lang w:val="en-GB"/>
+        </w:rPr>
+        <w:t>, spanning 6 pages, describes in text, diagrams, and tables</w:t>
+      </w:r>
+      <w:r>
+        <w:rPr>
+          <w:lang w:val="en-GB"/>
+        </w:rPr>
+        <w:t>,</w:t>
+      </w:r>
+      <w:r>
+        <w:rPr>
+          <w:lang w:val="en-GB"/>
+        </w:rPr>
+        <w:t xml:space="preserve"> how to integrate the IR interface into the structure of the ITS station. The adaptation structure of the IR interface into the ITS station is shown in Figure 2.</w:t>
+      </w:r>
+    </w:p>
+    <w:p>
+      <w:pPr>
+        <w:pBdr>
+          <w:top w:val="none" w:sz="4" w:space="0" w:color="000000"/>
+          <w:left w:val="none" w:sz="4" w:space="0" w:color="000000"/>
+          <w:bottom w:val="none" w:sz="4" w:space="0" w:color="000000"/>
+          <w:right w:val="none" w:sz="4" w:space="0" w:color="000000"/>
+        </w:pBdr>
+        <w:spacing w:after="0" w:line="276" w:lineRule="auto"/>
+        <w:jc w:val="both"/>
+        <w:rPr>
+          <w:lang w:val="en-GB"/>
+        </w:rPr>
+      </w:pPr>
     </w:p>
     <w:p>
       <w:pPr>
@@ -3861,16 +3737,26 @@
         <w:spacing w:after="200"/>
         <w:jc w:val="center"/>
         <w:rPr>
-          <w:lang w:val="en-GB"/>
-        </w:rPr>
-      </w:pPr>
+          <w:b/>
+          <w:color w:val="auto"/>
+          <w:lang w:val="en-GB"/>
+        </w:rPr>
+      </w:pPr>
+      <w:r>
+        <w:rPr>
+          <w:b/>
+          <w:color w:val="auto"/>
+          <w:lang w:val="en-GB"/>
+        </w:rPr>
+        <w:t>Figure 2 – Medium adaptation of the IR interface into the ITS station (Fig. 17 of the source standard)</w:t>
+      </w:r>
     </w:p>
     <w:p>
       <w:pPr>
         <w:pStyle w:val="Heading1"/>
       </w:pPr>
-      <w:bookmarkStart w:id="9" w:name="_heading=h.lnxbz9" w:colFirst="0" w:colLast="0"/>
-      <w:bookmarkEnd w:id="9"/>
+      <w:bookmarkStart w:id="10" w:name="_heading=h.lnxbz9" w:colFirst="0" w:colLast="0"/>
+      <w:bookmarkEnd w:id="10"/>
       <w:r>
         <w:t>1</w:t>
       </w:r>
@@ -3940,7 +3826,6 @@
         <w:pStyle w:val="Heading1"/>
       </w:pPr>
       <w:r>
-        <w:lastRenderedPageBreak/>
         <w:t>1</w:t>
       </w:r>
       <w:r>
@@ -3991,6 +3876,7 @@
         <w:pStyle w:val="Heading1"/>
       </w:pPr>
       <w:r>
+        <w:lastRenderedPageBreak/>
         <w:t>1</w:t>
       </w:r>
       <w:r>
